--- a/manuali/MANUALE_DrumAPPBass_v1.docx
+++ b/manuali/MANUALE_DrumAPPBass_v1.docx
@@ -223,7 +223,7 @@
                 <w:color w:val="1A1A22"/>
                 <w:sz w:val="21"/>
               </w:rPr>
-              <w:t>pezzaliapp.com · pezzaliapp.it</w:t>
+              <w:t>pezzaliapp.com</w:t>
             </w:r>
           </w:p>
         </w:tc>
@@ -471,7 +471,7 @@
     </w:p>
     <w:p>
       <w:r>
-        <w:t>La seconda fase è il rilascio pubblico sui siti dell'autore (pezzaliapp.com e pezzaliapp.it) e sulle directory pubbliche di applicazioni web. La data del rilascio pubblico non è dichiarata in anticipo; dipende dal feedback raccolto in fase di anteprima e dal completamento di eventuali raffinamenti.</w:t>
+        <w:t>La seconda fase è il rilascio pubblico sul sito dell'autore (pezzaliapp.com) e sulle directory pubbliche di applicazioni web. La data del rilascio pubblico non è dichiarata in anticipo; dipende dal feedback raccolto in fase di anteprima e dal completamento di eventuali raffinamenti.</w:t>
       </w:r>
     </w:p>
     <w:p>
@@ -8754,7 +8754,7 @@
         <w:pStyle w:val="ListBullet"/>
       </w:pPr>
       <w:r>
-        <w:t>Sito autore: pezzaliapp.com · pezzaliapp.it</w:t>
+        <w:t>Sito autore: pezzaliapp.com</w:t>
       </w:r>
     </w:p>
     <w:p>

--- a/manuali/MANUALE_DrumAPPBass_v1.docx
+++ b/manuali/MANUALE_DrumAPPBass_v1.docx
@@ -289,7 +289,7 @@
                 <w:color w:val="1A1A22"/>
                 <w:sz w:val="21"/>
               </w:rPr>
-              <w:t>pezzaliapp.github.io/DrumAPPBass</w:t>
+              <w:t>www.alessandropezzali.it/DrumAPPBass · pezzaliapp.github.io/DrumAPPBass</w:t>
             </w:r>
           </w:p>
         </w:tc>
@@ -8738,7 +8738,15 @@
         <w:pStyle w:val="ListBullet"/>
       </w:pPr>
       <w:r>
-        <w:t>App live: pezzaliapp.github.io/DrumAPPBass — versione canonica, sempre aggiornata.</w:t>
+        <w:t>App live: www.alessandropezzali.it/DrumAPPBass — sotto il dominio dell'autore (consigliato per condivisione).</w:t>
+      </w:r>
+    </w:p>
+    <w:p>
+      <w:pPr>
+        <w:pStyle w:val="ListBullet"/>
+      </w:pPr>
+      <w:r>
+        <w:t>App live (mirror canonico): pezzaliapp.github.io/DrumAPPBass — GitHub Pages, sempre allineato al main.</w:t>
       </w:r>
     </w:p>
     <w:p>

--- a/manuali/MANUALE_DrumAPPBass_v1.docx
+++ b/manuali/MANUALE_DrumAPPBass_v1.docx
@@ -360,12 +360,1121 @@
       </w:r>
     </w:p>
     <w:p>
-      <w:r>
-        <w:fldChar w:fldCharType="begin"/>
-        <w:instrText xml:space="preserve">TOC \o "1-3" \h \z \u</w:instrText>
-        <w:fldChar w:fldCharType="separate"/>
-        <w:t>Aggiorna l'indice con F9 (Word) o Cmd+Opt+Shift+U (Mac)</w:t>
-        <w:fldChar w:fldCharType="end"/>
+      <w:pPr>
+        <w:spacing w:before="120" w:after="40"/>
+      </w:pPr>
+      <w:r>
+        <w:rPr>
+          <w:b/>
+          <w:color w:val="F77F00"/>
+          <w:sz w:val="23"/>
+        </w:rPr>
+        <w:t>1. Introduzione</w:t>
+      </w:r>
+    </w:p>
+    <w:p>
+      <w:pPr>
+        <w:spacing w:after="20"/>
+        <w:ind w:left="340"/>
+      </w:pPr>
+      <w:r>
+        <w:rPr>
+          <w:color w:val="1A1A22"/>
+          <w:sz w:val="21"/>
+        </w:rPr>
+        <w:t>1.1 Cos'è DrumAPPBass</w:t>
+      </w:r>
+    </w:p>
+    <w:p>
+      <w:pPr>
+        <w:spacing w:after="20"/>
+        <w:ind w:left="340"/>
+      </w:pPr>
+      <w:r>
+        <w:rPr>
+          <w:color w:val="1A1A22"/>
+          <w:sz w:val="21"/>
+        </w:rPr>
+        <w:t>1.2 Filosofia</w:t>
+      </w:r>
+    </w:p>
+    <w:p>
+      <w:pPr>
+        <w:spacing w:after="20"/>
+        <w:ind w:left="340"/>
+      </w:pPr>
+      <w:r>
+        <w:rPr>
+          <w:color w:val="1A1A22"/>
+          <w:sz w:val="21"/>
+        </w:rPr>
+        <w:t>1.3 Posizionamento Weekend App</w:t>
+      </w:r>
+    </w:p>
+    <w:p>
+      <w:pPr>
+        <w:spacing w:after="20"/>
+        <w:ind w:left="340"/>
+      </w:pPr>
+      <w:r>
+        <w:rPr>
+          <w:color w:val="1A1A22"/>
+          <w:sz w:val="21"/>
+        </w:rPr>
+        <w:t>1.4 A chi si rivolge</w:t>
+      </w:r>
+    </w:p>
+    <w:p>
+      <w:pPr>
+        <w:spacing w:before="120" w:after="40"/>
+      </w:pPr>
+      <w:r>
+        <w:rPr>
+          <w:b/>
+          <w:color w:val="F77F00"/>
+          <w:sz w:val="23"/>
+        </w:rPr>
+        <w:t>2. Quick Start — cinque minuti</w:t>
+      </w:r>
+    </w:p>
+    <w:p>
+      <w:pPr>
+        <w:spacing w:after="20"/>
+        <w:ind w:left="340"/>
+      </w:pPr>
+      <w:r>
+        <w:rPr>
+          <w:color w:val="1A1A22"/>
+          <w:sz w:val="21"/>
+        </w:rPr>
+        <w:t>2.1 Aprire l'app</w:t>
+      </w:r>
+    </w:p>
+    <w:p>
+      <w:pPr>
+        <w:spacing w:after="20"/>
+        <w:ind w:left="340"/>
+      </w:pPr>
+      <w:r>
+        <w:rPr>
+          <w:color w:val="1A1A22"/>
+          <w:sz w:val="21"/>
+        </w:rPr>
+        <w:t>2.2 Caricare una demo</w:t>
+      </w:r>
+    </w:p>
+    <w:p>
+      <w:pPr>
+        <w:spacing w:after="20"/>
+        <w:ind w:left="340"/>
+      </w:pPr>
+      <w:r>
+        <w:rPr>
+          <w:color w:val="1A1A22"/>
+          <w:sz w:val="21"/>
+        </w:rPr>
+        <w:t>2.3 Suonare</w:t>
+      </w:r>
+    </w:p>
+    <w:p>
+      <w:pPr>
+        <w:spacing w:after="20"/>
+        <w:ind w:left="340"/>
+      </w:pPr>
+      <w:r>
+        <w:rPr>
+          <w:color w:val="1A1A22"/>
+          <w:sz w:val="21"/>
+        </w:rPr>
+        <w:t>2.4 Modificare</w:t>
+      </w:r>
+    </w:p>
+    <w:p>
+      <w:pPr>
+        <w:spacing w:after="20"/>
+        <w:ind w:left="340"/>
+      </w:pPr>
+      <w:r>
+        <w:rPr>
+          <w:color w:val="1A1A22"/>
+          <w:sz w:val="21"/>
+        </w:rPr>
+        <w:t>2.5 Salvare e condividere</w:t>
+      </w:r>
+    </w:p>
+    <w:p>
+      <w:pPr>
+        <w:spacing w:before="120" w:after="40"/>
+      </w:pPr>
+      <w:r>
+        <w:rPr>
+          <w:b/>
+          <w:color w:val="F77F00"/>
+          <w:sz w:val="23"/>
+        </w:rPr>
+        <w:t>3. Interfaccia generale</w:t>
+      </w:r>
+    </w:p>
+    <w:p>
+      <w:pPr>
+        <w:spacing w:after="20"/>
+        <w:ind w:left="340"/>
+      </w:pPr>
+      <w:r>
+        <w:rPr>
+          <w:color w:val="1A1A22"/>
+          <w:sz w:val="21"/>
+        </w:rPr>
+        <w:t>3.1 Layout</w:t>
+      </w:r>
+    </w:p>
+    <w:p>
+      <w:pPr>
+        <w:spacing w:after="20"/>
+        <w:ind w:left="340"/>
+      </w:pPr>
+      <w:r>
+        <w:rPr>
+          <w:color w:val="1A1A22"/>
+          <w:sz w:val="21"/>
+        </w:rPr>
+        <w:t>3.2 Palette e codici colore</w:t>
+      </w:r>
+    </w:p>
+    <w:p>
+      <w:pPr>
+        <w:spacing w:after="20"/>
+        <w:ind w:left="340"/>
+      </w:pPr>
+      <w:r>
+        <w:rPr>
+          <w:color w:val="1A1A22"/>
+          <w:sz w:val="21"/>
+        </w:rPr>
+        <w:t>3.3 Responsive</w:t>
+      </w:r>
+    </w:p>
+    <w:p>
+      <w:pPr>
+        <w:spacing w:before="120" w:after="40"/>
+      </w:pPr>
+      <w:r>
+        <w:rPr>
+          <w:b/>
+          <w:color w:val="F77F00"/>
+          <w:sz w:val="23"/>
+        </w:rPr>
+        <w:t>4. Drum Machine</w:t>
+      </w:r>
+    </w:p>
+    <w:p>
+      <w:pPr>
+        <w:spacing w:after="20"/>
+        <w:ind w:left="340"/>
+      </w:pPr>
+      <w:r>
+        <w:rPr>
+          <w:color w:val="1A1A22"/>
+          <w:sz w:val="21"/>
+        </w:rPr>
+        <w:t>4.1 Le otto voci</w:t>
+      </w:r>
+    </w:p>
+    <w:p>
+      <w:pPr>
+        <w:spacing w:after="20"/>
+        <w:ind w:left="340"/>
+      </w:pPr>
+      <w:r>
+        <w:rPr>
+          <w:color w:val="1A1A22"/>
+          <w:sz w:val="21"/>
+        </w:rPr>
+        <w:t>4.2 Il sequencer</w:t>
+      </w:r>
+    </w:p>
+    <w:p>
+      <w:pPr>
+        <w:spacing w:after="20"/>
+        <w:ind w:left="340"/>
+      </w:pPr>
+      <w:r>
+        <w:rPr>
+          <w:color w:val="1A1A22"/>
+          <w:sz w:val="21"/>
+        </w:rPr>
+        <w:t>4.3 Edit mode</w:t>
+      </w:r>
+    </w:p>
+    <w:p>
+      <w:pPr>
+        <w:spacing w:after="20"/>
+        <w:ind w:left="340"/>
+      </w:pPr>
+      <w:r>
+        <w:rPr>
+          <w:color w:val="1A1A22"/>
+          <w:sz w:val="21"/>
+        </w:rPr>
+        <w:t>4.4 Pattern multipli e song mode</w:t>
+      </w:r>
+    </w:p>
+    <w:p>
+      <w:pPr>
+        <w:spacing w:after="20"/>
+        <w:ind w:left="340"/>
+      </w:pPr>
+      <w:r>
+        <w:rPr>
+          <w:color w:val="1A1A22"/>
+          <w:sz w:val="21"/>
+        </w:rPr>
+        <w:t>4.5 Parametri di traccia</w:t>
+      </w:r>
+    </w:p>
+    <w:p>
+      <w:pPr>
+        <w:spacing w:after="20"/>
+        <w:ind w:left="340"/>
+      </w:pPr>
+      <w:r>
+        <w:rPr>
+          <w:color w:val="1A1A22"/>
+          <w:sz w:val="21"/>
+        </w:rPr>
+        <w:t>4.6 Mute e solo</w:t>
+      </w:r>
+    </w:p>
+    <w:p>
+      <w:pPr>
+        <w:spacing w:after="20"/>
+        <w:ind w:left="340"/>
+      </w:pPr>
+      <w:r>
+        <w:rPr>
+          <w:color w:val="1A1A22"/>
+          <w:sz w:val="21"/>
+        </w:rPr>
+        <w:t>4.7 Master mixer</w:t>
+      </w:r>
+    </w:p>
+    <w:p>
+      <w:pPr>
+        <w:spacing w:before="120" w:after="40"/>
+      </w:pPr>
+      <w:r>
+        <w:rPr>
+          <w:b/>
+          <w:color w:val="F77F00"/>
+          <w:sz w:val="23"/>
+        </w:rPr>
+        <w:t>5. Bass Synth</w:t>
+      </w:r>
+    </w:p>
+    <w:p>
+      <w:pPr>
+        <w:spacing w:after="20"/>
+        <w:ind w:left="340"/>
+      </w:pPr>
+      <w:r>
+        <w:rPr>
+          <w:color w:val="1A1A22"/>
+          <w:sz w:val="21"/>
+        </w:rPr>
+        <w:t>5.1 Architettura</w:t>
+      </w:r>
+    </w:p>
+    <w:p>
+      <w:pPr>
+        <w:spacing w:after="20"/>
+        <w:ind w:left="340"/>
+      </w:pPr>
+      <w:r>
+        <w:rPr>
+          <w:color w:val="1A1A22"/>
+          <w:sz w:val="21"/>
+        </w:rPr>
+        <w:t>5.2 STEP mode — il sequencer del basso</w:t>
+      </w:r>
+    </w:p>
+    <w:p>
+      <w:pPr>
+        <w:spacing w:after="20"/>
+        <w:ind w:left="340"/>
+      </w:pPr>
+      <w:r>
+        <w:rPr>
+          <w:color w:val="1A1A22"/>
+          <w:sz w:val="21"/>
+        </w:rPr>
+        <w:t>5.3 EDIT mode bass</w:t>
+      </w:r>
+    </w:p>
+    <w:p>
+      <w:pPr>
+        <w:spacing w:after="20"/>
+        <w:ind w:left="340"/>
+      </w:pPr>
+      <w:r>
+        <w:rPr>
+          <w:color w:val="1A1A22"/>
+          <w:sz w:val="21"/>
+        </w:rPr>
+        <w:t>5.4 LOOPER mode</w:t>
+      </w:r>
+    </w:p>
+    <w:p>
+      <w:pPr>
+        <w:spacing w:after="20"/>
+        <w:ind w:left="340"/>
+      </w:pPr>
+      <w:r>
+        <w:rPr>
+          <w:color w:val="1A1A22"/>
+          <w:sz w:val="21"/>
+        </w:rPr>
+        <w:t>5.5 Parametri di traccia bass</w:t>
+      </w:r>
+    </w:p>
+    <w:p>
+      <w:pPr>
+        <w:spacing w:after="20"/>
+        <w:ind w:left="340"/>
+      </w:pPr>
+      <w:r>
+        <w:rPr>
+          <w:color w:val="1A1A22"/>
+          <w:sz w:val="21"/>
+        </w:rPr>
+        <w:t>5.6 Routing MIDI</w:t>
+      </w:r>
+    </w:p>
+    <w:p>
+      <w:pPr>
+        <w:spacing w:before="120" w:after="40"/>
+      </w:pPr>
+      <w:r>
+        <w:rPr>
+          <w:b/>
+          <w:color w:val="F77F00"/>
+          <w:sz w:val="23"/>
+        </w:rPr>
+        <w:t>6. Performance Modes</w:t>
+      </w:r>
+    </w:p>
+    <w:p>
+      <w:pPr>
+        <w:spacing w:after="20"/>
+        <w:ind w:left="340"/>
+      </w:pPr>
+      <w:r>
+        <w:rPr>
+          <w:color w:val="1A1A22"/>
+          <w:sz w:val="21"/>
+        </w:rPr>
+        <w:t>6.1 Idea</w:t>
+      </w:r>
+    </w:p>
+    <w:p>
+      <w:pPr>
+        <w:spacing w:after="20"/>
+        <w:ind w:left="340"/>
+      </w:pPr>
+      <w:r>
+        <w:rPr>
+          <w:color w:val="1A1A22"/>
+          <w:sz w:val="21"/>
+        </w:rPr>
+        <w:t>6.2 Le quattro modalità</w:t>
+      </w:r>
+    </w:p>
+    <w:p>
+      <w:pPr>
+        <w:spacing w:after="20"/>
+        <w:ind w:left="340"/>
+      </w:pPr>
+      <w:r>
+        <w:rPr>
+          <w:color w:val="1A1A22"/>
+          <w:sz w:val="21"/>
+        </w:rPr>
+        <w:t>6.3 Quando usare quale</w:t>
+      </w:r>
+    </w:p>
+    <w:p>
+      <w:pPr>
+        <w:spacing w:after="20"/>
+        <w:ind w:left="340"/>
+      </w:pPr>
+      <w:r>
+        <w:rPr>
+          <w:color w:val="1A1A22"/>
+          <w:sz w:val="21"/>
+        </w:rPr>
+        <w:t>6.4 Switching live</w:t>
+      </w:r>
+    </w:p>
+    <w:p>
+      <w:pPr>
+        <w:spacing w:after="20"/>
+        <w:ind w:left="340"/>
+      </w:pPr>
+      <w:r>
+        <w:rPr>
+          <w:color w:val="1A1A22"/>
+          <w:sz w:val="21"/>
+        </w:rPr>
+        <w:t>6.5 Persistenza</w:t>
+      </w:r>
+    </w:p>
+    <w:p>
+      <w:pPr>
+        <w:spacing w:before="120" w:after="40"/>
+      </w:pPr>
+      <w:r>
+        <w:rPr>
+          <w:b/>
+          <w:color w:val="F77F00"/>
+          <w:sz w:val="23"/>
+        </w:rPr>
+        <w:t>7. Demo Library</w:t>
+      </w:r>
+    </w:p>
+    <w:p>
+      <w:pPr>
+        <w:spacing w:after="20"/>
+        <w:ind w:left="340"/>
+      </w:pPr>
+      <w:r>
+        <w:rPr>
+          <w:color w:val="1A1A22"/>
+          <w:sz w:val="21"/>
+        </w:rPr>
+        <w:t>7.1 Catalogo</w:t>
+      </w:r>
+    </w:p>
+    <w:p>
+      <w:pPr>
+        <w:spacing w:after="20"/>
+        <w:ind w:left="340"/>
+      </w:pPr>
+      <w:r>
+        <w:rPr>
+          <w:color w:val="1A1A22"/>
+          <w:sz w:val="21"/>
+        </w:rPr>
+        <w:t>7.2 Demo modern</w:t>
+      </w:r>
+    </w:p>
+    <w:p>
+      <w:pPr>
+        <w:spacing w:after="20"/>
+        <w:ind w:left="340"/>
+      </w:pPr>
+      <w:r>
+        <w:rPr>
+          <w:color w:val="1A1A22"/>
+          <w:sz w:val="21"/>
+        </w:rPr>
+        <w:t>7.3 Demo iconic</w:t>
+      </w:r>
+    </w:p>
+    <w:p>
+      <w:pPr>
+        <w:spacing w:after="20"/>
+        <w:ind w:left="340"/>
+      </w:pPr>
+      <w:r>
+        <w:rPr>
+          <w:color w:val="1A1A22"/>
+          <w:sz w:val="21"/>
+        </w:rPr>
+        <w:t>7.4 Demo classic break</w:t>
+      </w:r>
+    </w:p>
+    <w:p>
+      <w:pPr>
+        <w:spacing w:after="20"/>
+        <w:ind w:left="340"/>
+      </w:pPr>
+      <w:r>
+        <w:rPr>
+          <w:color w:val="1A1A22"/>
+          <w:sz w:val="21"/>
+        </w:rPr>
+        <w:t>7.5 Demo bass curate</w:t>
+      </w:r>
+    </w:p>
+    <w:p>
+      <w:pPr>
+        <w:spacing w:after="20"/>
+        <w:ind w:left="340"/>
+      </w:pPr>
+      <w:r>
+        <w:rPr>
+          <w:color w:val="1A1A22"/>
+          <w:sz w:val="21"/>
+        </w:rPr>
+        <w:t>7.6 Demo performance modes</w:t>
+      </w:r>
+    </w:p>
+    <w:p>
+      <w:pPr>
+        <w:spacing w:after="20"/>
+        <w:ind w:left="340"/>
+      </w:pPr>
+      <w:r>
+        <w:rPr>
+          <w:color w:val="1A1A22"/>
+          <w:sz w:val="21"/>
+        </w:rPr>
+        <w:t>7.7 Caricare e scaricare le demo</w:t>
+      </w:r>
+    </w:p>
+    <w:p>
+      <w:pPr>
+        <w:spacing w:before="120" w:after="40"/>
+      </w:pPr>
+      <w:r>
+        <w:rPr>
+          <w:b/>
+          <w:color w:val="F77F00"/>
+          <w:sz w:val="23"/>
+        </w:rPr>
+        <w:t>8. Workflow esempi</w:t>
+      </w:r>
+    </w:p>
+    <w:p>
+      <w:pPr>
+        <w:spacing w:after="20"/>
+        <w:ind w:left="340"/>
+      </w:pPr>
+      <w:r>
+        <w:rPr>
+          <w:color w:val="1A1A22"/>
+          <w:sz w:val="21"/>
+        </w:rPr>
+        <w:t>8.1 Costruire una traccia da zero</w:t>
+      </w:r>
+    </w:p>
+    <w:p>
+      <w:pPr>
+        <w:spacing w:after="20"/>
+        <w:ind w:left="340"/>
+      </w:pPr>
+      <w:r>
+        <w:rPr>
+          <w:color w:val="1A1A22"/>
+          <w:sz w:val="21"/>
+        </w:rPr>
+        <w:t>8.2 Ricreare un genere</w:t>
+      </w:r>
+    </w:p>
+    <w:p>
+      <w:pPr>
+        <w:spacing w:after="20"/>
+        <w:ind w:left="340"/>
+      </w:pPr>
+      <w:r>
+        <w:rPr>
+          <w:color w:val="1A1A22"/>
+          <w:sz w:val="21"/>
+        </w:rPr>
+        <w:t>8.3 Live looper bass</w:t>
+      </w:r>
+    </w:p>
+    <w:p>
+      <w:pPr>
+        <w:spacing w:after="20"/>
+        <w:ind w:left="340"/>
+      </w:pPr>
+      <w:r>
+        <w:rPr>
+          <w:color w:val="1A1A22"/>
+          <w:sz w:val="21"/>
+        </w:rPr>
+        <w:t>8.4 Confrontare le Performance Modes</w:t>
+      </w:r>
+    </w:p>
+    <w:p>
+      <w:pPr>
+        <w:spacing w:before="120" w:after="40"/>
+      </w:pPr>
+      <w:r>
+        <w:rPr>
+          <w:b/>
+          <w:color w:val="F77F00"/>
+          <w:sz w:val="23"/>
+        </w:rPr>
+        <w:t>9. Funzionalità avanzate</w:t>
+      </w:r>
+    </w:p>
+    <w:p>
+      <w:pPr>
+        <w:spacing w:after="20"/>
+        <w:ind w:left="340"/>
+      </w:pPr>
+      <w:r>
+        <w:rPr>
+          <w:color w:val="1A1A22"/>
+          <w:sz w:val="21"/>
+        </w:rPr>
+        <w:t>9.1 Slot localStorage A/B/C/D</w:t>
+      </w:r>
+    </w:p>
+    <w:p>
+      <w:pPr>
+        <w:spacing w:after="20"/>
+        <w:ind w:left="340"/>
+      </w:pPr>
+      <w:r>
+        <w:rPr>
+          <w:color w:val="1A1A22"/>
+          <w:sz w:val="21"/>
+        </w:rPr>
+        <w:t>9.2 Export / Import JSON v3</w:t>
+      </w:r>
+    </w:p>
+    <w:p>
+      <w:pPr>
+        <w:spacing w:after="20"/>
+        <w:ind w:left="340"/>
+      </w:pPr>
+      <w:r>
+        <w:rPr>
+          <w:color w:val="1A1A22"/>
+          <w:sz w:val="21"/>
+        </w:rPr>
+        <w:t>9.3 SHARE link</w:t>
+      </w:r>
+    </w:p>
+    <w:p>
+      <w:pPr>
+        <w:spacing w:after="20"/>
+        <w:ind w:left="340"/>
+      </w:pPr>
+      <w:r>
+        <w:rPr>
+          <w:color w:val="1A1A22"/>
+          <w:sz w:val="21"/>
+        </w:rPr>
+        <w:t>9.4 BOUNCE WAV</w:t>
+      </w:r>
+    </w:p>
+    <w:p>
+      <w:pPr>
+        <w:spacing w:after="20"/>
+        <w:ind w:left="340"/>
+      </w:pPr>
+      <w:r>
+        <w:rPr>
+          <w:color w:val="1A1A22"/>
+          <w:sz w:val="21"/>
+        </w:rPr>
+        <w:t>9.5 REC live</w:t>
+      </w:r>
+    </w:p>
+    <w:p>
+      <w:pPr>
+        <w:spacing w:after="20"/>
+        <w:ind w:left="340"/>
+      </w:pPr>
+      <w:r>
+        <w:rPr>
+          <w:color w:val="1A1A22"/>
+          <w:sz w:val="21"/>
+        </w:rPr>
+        <w:t>9.6 Web MIDI out</w:t>
+      </w:r>
+    </w:p>
+    <w:p>
+      <w:pPr>
+        <w:spacing w:after="20"/>
+        <w:ind w:left="340"/>
+      </w:pPr>
+      <w:r>
+        <w:rPr>
+          <w:color w:val="1A1A22"/>
+          <w:sz w:val="21"/>
+        </w:rPr>
+        <w:t>9.7 Undo / Redo</w:t>
+      </w:r>
+    </w:p>
+    <w:p>
+      <w:pPr>
+        <w:spacing w:after="20"/>
+        <w:ind w:left="340"/>
+      </w:pPr>
+      <w:r>
+        <w:rPr>
+          <w:color w:val="1A1A22"/>
+          <w:sz w:val="21"/>
+        </w:rPr>
+        <w:t>9.8 Copy / Paste pattern</w:t>
+      </w:r>
+    </w:p>
+    <w:p>
+      <w:pPr>
+        <w:spacing w:after="20"/>
+        <w:ind w:left="340"/>
+      </w:pPr>
+      <w:r>
+        <w:rPr>
+          <w:color w:val="1A1A22"/>
+          <w:sz w:val="21"/>
+        </w:rPr>
+        <w:t>9.9 Tap tempo</w:t>
+      </w:r>
+    </w:p>
+    <w:p>
+      <w:pPr>
+        <w:spacing w:after="20"/>
+        <w:ind w:left="340"/>
+      </w:pPr>
+      <w:r>
+        <w:rPr>
+          <w:color w:val="1A1A22"/>
+          <w:sz w:val="21"/>
+        </w:rPr>
+        <w:t>9.10 Humanize e metronomo</w:t>
+      </w:r>
+    </w:p>
+    <w:p>
+      <w:pPr>
+        <w:spacing w:before="120" w:after="40"/>
+      </w:pPr>
+      <w:r>
+        <w:rPr>
+          <w:b/>
+          <w:color w:val="F77F00"/>
+          <w:sz w:val="23"/>
+        </w:rPr>
+        <w:t>10. Shortcut tastiera</w:t>
+      </w:r>
+    </w:p>
+    <w:p>
+      <w:pPr>
+        <w:spacing w:after="20"/>
+        <w:ind w:left="340"/>
+      </w:pPr>
+      <w:r>
+        <w:rPr>
+          <w:color w:val="1A1A22"/>
+          <w:sz w:val="21"/>
+        </w:rPr>
+        <w:t>10.1 Globali</w:t>
+      </w:r>
+    </w:p>
+    <w:p>
+      <w:pPr>
+        <w:spacing w:after="20"/>
+        <w:ind w:left="340"/>
+      </w:pPr>
+      <w:r>
+        <w:rPr>
+          <w:color w:val="1A1A22"/>
+          <w:sz w:val="21"/>
+        </w:rPr>
+        <w:t>10.2 Solo in modalità LOOPER bass</w:t>
+      </w:r>
+    </w:p>
+    <w:p>
+      <w:pPr>
+        <w:spacing w:before="120" w:after="40"/>
+      </w:pPr>
+      <w:r>
+        <w:rPr>
+          <w:b/>
+          <w:color w:val="F77F00"/>
+          <w:sz w:val="23"/>
+        </w:rPr>
+        <w:t>11. Feature roadmap</w:t>
+      </w:r>
+    </w:p>
+    <w:p>
+      <w:pPr>
+        <w:spacing w:after="20"/>
+        <w:ind w:left="340"/>
+      </w:pPr>
+      <w:r>
+        <w:rPr>
+          <w:color w:val="1A1A22"/>
+          <w:sz w:val="21"/>
+        </w:rPr>
+        <w:t>11.1 DrumAPPBass-Studio: sample-based bass</w:t>
+      </w:r>
+    </w:p>
+    <w:p>
+      <w:pPr>
+        <w:spacing w:after="20"/>
+        <w:ind w:left="340"/>
+      </w:pPr>
+      <w:r>
+        <w:rPr>
+          <w:color w:val="1A1A22"/>
+          <w:sz w:val="21"/>
+        </w:rPr>
+        <w:t>11.2 Filtro per voce in WIDE mode</w:t>
+      </w:r>
+    </w:p>
+    <w:p>
+      <w:pPr>
+        <w:spacing w:after="20"/>
+        <w:ind w:left="340"/>
+      </w:pPr>
+      <w:r>
+        <w:rPr>
+          <w:color w:val="1A1A22"/>
+          <w:sz w:val="21"/>
+        </w:rPr>
+        <w:t>11.3 Modalità FM / PWM</w:t>
+      </w:r>
+    </w:p>
+    <w:p>
+      <w:pPr>
+        <w:spacing w:after="20"/>
+        <w:ind w:left="340"/>
+      </w:pPr>
+      <w:r>
+        <w:rPr>
+          <w:color w:val="1A1A22"/>
+          <w:sz w:val="21"/>
+        </w:rPr>
+        <w:t>11.4 Compressore master sul bass bus</w:t>
+      </w:r>
+    </w:p>
+    <w:p>
+      <w:pPr>
+        <w:spacing w:after="20"/>
+        <w:ind w:left="340"/>
+      </w:pPr>
+      <w:r>
+        <w:rPr>
+          <w:color w:val="1A1A22"/>
+          <w:sz w:val="21"/>
+        </w:rPr>
+        <w:t>11.5 Espansione delle demo per modalità</w:t>
+      </w:r>
+    </w:p>
+    <w:p>
+      <w:pPr>
+        <w:spacing w:after="20"/>
+        <w:ind w:left="340"/>
+      </w:pPr>
+      <w:r>
+        <w:rPr>
+          <w:color w:val="1A1A22"/>
+          <w:sz w:val="21"/>
+        </w:rPr>
+        <w:t>11.6 MIDI in (input esterno)</w:t>
+      </w:r>
+    </w:p>
+    <w:p>
+      <w:pPr>
+        <w:spacing w:after="20"/>
+        <w:ind w:left="340"/>
+      </w:pPr>
+      <w:r>
+        <w:rPr>
+          <w:color w:val="1A1A22"/>
+          <w:sz w:val="21"/>
+        </w:rPr>
+        <w:t>11.7 Mobile UX improvements</w:t>
+      </w:r>
+    </w:p>
+    <w:p>
+      <w:pPr>
+        <w:spacing w:after="20"/>
+        <w:ind w:left="340"/>
+      </w:pPr>
+      <w:r>
+        <w:rPr>
+          <w:color w:val="1A1A22"/>
+          <w:sz w:val="21"/>
+        </w:rPr>
+        <w:t>11.8 Versione internazionale del manuale</w:t>
+      </w:r>
+    </w:p>
+    <w:p>
+      <w:pPr>
+        <w:spacing w:after="20"/>
+        <w:ind w:left="340"/>
+      </w:pPr>
+      <w:r>
+        <w:rPr>
+          <w:color w:val="1A1A22"/>
+          <w:sz w:val="21"/>
+        </w:rPr>
+        <w:t>11.9 Esportazioni alternative</w:t>
+      </w:r>
+    </w:p>
+    <w:p>
+      <w:pPr>
+        <w:spacing w:after="20"/>
+        <w:ind w:left="340"/>
+      </w:pPr>
+      <w:r>
+        <w:rPr>
+          <w:color w:val="1A1A22"/>
+          <w:sz w:val="21"/>
+        </w:rPr>
+        <w:t>11.10 Engagement community</w:t>
+      </w:r>
+    </w:p>
+    <w:p>
+      <w:pPr>
+        <w:spacing w:before="120" w:after="40"/>
+      </w:pPr>
+      <w:r>
+        <w:rPr>
+          <w:b/>
+          <w:color w:val="F77F00"/>
+          <w:sz w:val="23"/>
+        </w:rPr>
+        <w:t>12. FAQ</w:t>
+      </w:r>
+    </w:p>
+    <w:p>
+      <w:pPr>
+        <w:spacing w:before="120" w:after="40"/>
+      </w:pPr>
+      <w:r>
+        <w:rPr>
+          <w:b/>
+          <w:color w:val="F77F00"/>
+          <w:sz w:val="23"/>
+        </w:rPr>
+        <w:t>13. Risorse, licenza e contatti</w:t>
+      </w:r>
+    </w:p>
+    <w:p>
+      <w:pPr>
+        <w:spacing w:after="20"/>
+        <w:ind w:left="340"/>
+      </w:pPr>
+      <w:r>
+        <w:rPr>
+          <w:color w:val="1A1A22"/>
+          <w:sz w:val="21"/>
+        </w:rPr>
+        <w:t>13.1 Link</w:t>
+      </w:r>
+    </w:p>
+    <w:p>
+      <w:pPr>
+        <w:spacing w:after="20"/>
+        <w:ind w:left="340"/>
+      </w:pPr>
+      <w:r>
+        <w:rPr>
+          <w:color w:val="1A1A22"/>
+          <w:sz w:val="21"/>
+        </w:rPr>
+        <w:t>13.2 Come dare feedback</w:t>
+      </w:r>
+    </w:p>
+    <w:p>
+      <w:pPr>
+        <w:spacing w:after="20"/>
+        <w:ind w:left="340"/>
+      </w:pPr>
+      <w:r>
+        <w:rPr>
+          <w:color w:val="1A1A22"/>
+          <w:sz w:val="21"/>
+        </w:rPr>
+        <w:t>13.3 Licenza</w:t>
+      </w:r>
+    </w:p>
+    <w:p>
+      <w:pPr>
+        <w:spacing w:after="20"/>
+        <w:ind w:left="340"/>
+      </w:pPr>
+      <w:r>
+        <w:rPr>
+          <w:color w:val="1A1A22"/>
+          <w:sz w:val="21"/>
+        </w:rPr>
+        <w:t>13.4 Note legali</w:t>
+      </w:r>
+    </w:p>
+    <w:p>
+      <w:pPr>
+        <w:spacing w:before="120" w:after="40"/>
+      </w:pPr>
+      <w:r>
+        <w:rPr>
+          <w:b/>
+          <w:color w:val="F77F00"/>
+          <w:sz w:val="23"/>
+        </w:rPr>
+        <w:t>14. Appendice tecnica</w:t>
+      </w:r>
+    </w:p>
+    <w:p>
+      <w:pPr>
+        <w:spacing w:after="20"/>
+        <w:ind w:left="340"/>
+      </w:pPr>
+      <w:r>
+        <w:rPr>
+          <w:color w:val="1A1A22"/>
+          <w:sz w:val="21"/>
+        </w:rPr>
+        <w:t>14.1 Architettura della sintesi</w:t>
+      </w:r>
+    </w:p>
+    <w:p>
+      <w:pPr>
+        <w:spacing w:after="20"/>
+        <w:ind w:left="340"/>
+      </w:pPr>
+      <w:r>
+        <w:rPr>
+          <w:color w:val="1A1A22"/>
+          <w:sz w:val="21"/>
+        </w:rPr>
+        <w:t>14.2 Formato JSON v3</w:t>
+      </w:r>
+    </w:p>
+    <w:p>
+      <w:pPr>
+        <w:spacing w:after="20"/>
+        <w:ind w:left="340"/>
+      </w:pPr>
+      <w:r>
+        <w:rPr>
+          <w:color w:val="1A1A22"/>
+          <w:sz w:val="21"/>
+        </w:rPr>
+        <w:t>14.3 Performance Modes — dettaglio interno</w:t>
+      </w:r>
+    </w:p>
+    <w:p>
+      <w:pPr>
+        <w:spacing w:after="20"/>
+        <w:ind w:left="340"/>
+      </w:pPr>
+      <w:r>
+        <w:rPr>
+          <w:color w:val="1A1A22"/>
+          <w:sz w:val="21"/>
+        </w:rPr>
+        <w:t>14.4 Limiti noti</w:t>
+      </w:r>
+    </w:p>
+    <w:p>
+      <w:pPr>
+        <w:spacing w:after="20"/>
+        <w:ind w:left="340"/>
+      </w:pPr>
+      <w:r>
+        <w:rPr>
+          <w:color w:val="1A1A22"/>
+          <w:sz w:val="21"/>
+        </w:rPr>
+        <w:t>14.5 Cambio di versione</w:t>
       </w:r>
     </w:p>
     <w:p>

--- a/manuali/MANUALE_DrumAPPBass_v1.docx
+++ b/manuali/MANUALE_DrumAPPBass_v1.docx
@@ -529,26 +529,17 @@
         </w:rPr>
         <w:t>Documento distribuito in via esclusiva alla community early-adopter dell'autore prima del rilascio pubblico. Contenuto fattualmente verificato sul codice del repository al commit 107cff3 (25 aprile 2026).</w:t>
       </w:r>
+      <w:r>
+        <w:br w:type="page"/>
+      </w:r>
     </w:p>
     <w:p>
       <w:pPr>
-        <w:pStyle w:val="Normal"/>
-        <w:rPr/>
-      </w:pPr>
-      <w:r>
-        <w:rPr/>
-      </w:r>
-      <w:r>
-        <w:br w:type="page"/>
-      </w:r>
-    </w:p>
-    <w:p>
-      <w:pPr>
         <w:pStyle w:val="Heading2"/>
         <w:spacing w:before="0" w:after="120"/>
         <w:rPr/>
       </w:pPr>
-      <w:bookmarkStart w:id="0" w:name="__RefHeading___Toc14343_251164091"/>
+      <w:bookmarkStart w:id="0" w:name="__RefHeading___Toc22483_251164091"/>
       <w:bookmarkEnd w:id="0"/>
       <w:r>
         <w:rPr/>
@@ -589,7 +580,7 @@
             </w:rPr>
             <w:fldChar w:fldCharType="separate"/>
           </w:r>
-          <w:hyperlink w:anchor="__RefHeading___Toc14343_251164091" w:tooltip="Indice">
+          <w:hyperlink w:anchor="__RefHeading___Toc22483_251164091" w:tooltip="Indice">
             <w:r>
               <w:rPr>
                 <w:rStyle w:val="IndexLink"/>
@@ -610,7 +601,7 @@
             </w:tabs>
             <w:rPr/>
           </w:pPr>
-          <w:hyperlink w:anchor="__RefHeading___Toc14345_251164091" w:tooltip="1. Introduzione">
+          <w:hyperlink w:anchor="__RefHeading___Toc22485_251164091" w:tooltip="1. Introduzione">
             <w:r>
               <w:rPr>
                 <w:rStyle w:val="IndexLink"/>
@@ -631,7 +622,7 @@
             </w:tabs>
             <w:rPr/>
           </w:pPr>
-          <w:hyperlink w:anchor="__RefHeading___Toc14347_251164091" w:tooltip="1.1 Cos'è DrumAPPBass">
+          <w:hyperlink w:anchor="__RefHeading___Toc22487_251164091" w:tooltip="1.1 Cos'è DrumAPPBass">
             <w:r>
               <w:rPr>
                 <w:rStyle w:val="IndexLink"/>
@@ -652,7 +643,7 @@
             </w:tabs>
             <w:rPr/>
           </w:pPr>
-          <w:hyperlink w:anchor="__RefHeading___Toc14349_251164091" w:tooltip="1.2 Filosofia">
+          <w:hyperlink w:anchor="__RefHeading___Toc22489_251164091" w:tooltip="1.2 Filosofia">
             <w:r>
               <w:rPr>
                 <w:rStyle w:val="IndexLink"/>
@@ -673,7 +664,7 @@
             </w:tabs>
             <w:rPr/>
           </w:pPr>
-          <w:hyperlink w:anchor="__RefHeading___Toc14351_251164091" w:tooltip="1.3 Posizionamento Weekend App">
+          <w:hyperlink w:anchor="__RefHeading___Toc22491_251164091" w:tooltip="1.3 Posizionamento Weekend App">
             <w:r>
               <w:rPr>
                 <w:rStyle w:val="IndexLink"/>
@@ -694,7 +685,7 @@
             </w:tabs>
             <w:rPr/>
           </w:pPr>
-          <w:hyperlink w:anchor="__RefHeading___Toc14353_251164091" w:tooltip="1.4 A chi si rivolge">
+          <w:hyperlink w:anchor="__RefHeading___Toc22493_251164091" w:tooltip="1.4 A chi si rivolge">
             <w:r>
               <w:rPr>
                 <w:rStyle w:val="IndexLink"/>
@@ -715,7 +706,7 @@
             </w:tabs>
             <w:rPr/>
           </w:pPr>
-          <w:hyperlink w:anchor="__RefHeading___Toc14355_251164091" w:tooltip="2. Quick Start — cinque minuti">
+          <w:hyperlink w:anchor="__RefHeading___Toc22495_251164091" w:tooltip="2. Quick Start — cinque minuti">
             <w:r>
               <w:rPr>
                 <w:rStyle w:val="IndexLink"/>
@@ -736,7 +727,7 @@
             </w:tabs>
             <w:rPr/>
           </w:pPr>
-          <w:hyperlink w:anchor="__RefHeading___Toc14357_251164091" w:tooltip="2.1 Aprire l'app">
+          <w:hyperlink w:anchor="__RefHeading___Toc22497_251164091" w:tooltip="2.1 Aprire l'app">
             <w:r>
               <w:rPr>
                 <w:rStyle w:val="IndexLink"/>
@@ -757,7 +748,7 @@
             </w:tabs>
             <w:rPr/>
           </w:pPr>
-          <w:hyperlink w:anchor="__RefHeading___Toc14359_251164091" w:tooltip="2.2 Caricare una demo">
+          <w:hyperlink w:anchor="__RefHeading___Toc22499_251164091" w:tooltip="2.2 Caricare una demo">
             <w:r>
               <w:rPr>
                 <w:rStyle w:val="IndexLink"/>
@@ -778,7 +769,7 @@
             </w:tabs>
             <w:rPr/>
           </w:pPr>
-          <w:hyperlink w:anchor="__RefHeading___Toc14361_251164091" w:tooltip="2.3 Suonare">
+          <w:hyperlink w:anchor="__RefHeading___Toc22501_251164091" w:tooltip="2.3 Suonare">
             <w:r>
               <w:rPr>
                 <w:rStyle w:val="IndexLink"/>
@@ -799,7 +790,7 @@
             </w:tabs>
             <w:rPr/>
           </w:pPr>
-          <w:hyperlink w:anchor="__RefHeading___Toc14363_251164091" w:tooltip="2.4 Modificare">
+          <w:hyperlink w:anchor="__RefHeading___Toc22503_251164091" w:tooltip="2.4 Modificare">
             <w:r>
               <w:rPr>
                 <w:rStyle w:val="IndexLink"/>
@@ -820,7 +811,7 @@
             </w:tabs>
             <w:rPr/>
           </w:pPr>
-          <w:hyperlink w:anchor="__RefHeading___Toc14365_251164091" w:tooltip="2.5 Salvare e condividere">
+          <w:hyperlink w:anchor="__RefHeading___Toc22505_251164091" w:tooltip="2.5 Salvare e condividere">
             <w:r>
               <w:rPr>
                 <w:rStyle w:val="IndexLink"/>
@@ -841,7 +832,7 @@
             </w:tabs>
             <w:rPr/>
           </w:pPr>
-          <w:hyperlink w:anchor="__RefHeading___Toc14367_251164091" w:tooltip="3. Interfaccia generale">
+          <w:hyperlink w:anchor="__RefHeading___Toc22507_251164091" w:tooltip="3. Interfaccia generale">
             <w:r>
               <w:rPr>
                 <w:rStyle w:val="IndexLink"/>
@@ -862,7 +853,7 @@
             </w:tabs>
             <w:rPr/>
           </w:pPr>
-          <w:hyperlink w:anchor="__RefHeading___Toc14369_251164091" w:tooltip="3.1 Layout">
+          <w:hyperlink w:anchor="__RefHeading___Toc22509_251164091" w:tooltip="3.1 Layout">
             <w:r>
               <w:rPr>
                 <w:rStyle w:val="IndexLink"/>
@@ -883,7 +874,7 @@
             </w:tabs>
             <w:rPr/>
           </w:pPr>
-          <w:hyperlink w:anchor="__RefHeading___Toc14371_251164091" w:tooltip="3.2 Palette e codici colore">
+          <w:hyperlink w:anchor="__RefHeading___Toc22511_251164091" w:tooltip="3.2 Palette e codici colore">
             <w:r>
               <w:rPr>
                 <w:rStyle w:val="IndexLink"/>
@@ -904,7 +895,7 @@
             </w:tabs>
             <w:rPr/>
           </w:pPr>
-          <w:hyperlink w:anchor="__RefHeading___Toc14373_251164091" w:tooltip="3.3 Responsive">
+          <w:hyperlink w:anchor="__RefHeading___Toc22513_251164091" w:tooltip="3.3 Responsive">
             <w:r>
               <w:rPr>
                 <w:rStyle w:val="IndexLink"/>
@@ -925,7 +916,7 @@
             </w:tabs>
             <w:rPr/>
           </w:pPr>
-          <w:hyperlink w:anchor="__RefHeading___Toc14375_251164091" w:tooltip="4. Drum Machine">
+          <w:hyperlink w:anchor="__RefHeading___Toc22515_251164091" w:tooltip="4. Drum Machine">
             <w:r>
               <w:rPr>
                 <w:rStyle w:val="IndexLink"/>
@@ -946,7 +937,7 @@
             </w:tabs>
             <w:rPr/>
           </w:pPr>
-          <w:hyperlink w:anchor="__RefHeading___Toc14377_251164091" w:tooltip="4.1 Le otto voci">
+          <w:hyperlink w:anchor="__RefHeading___Toc22517_251164091" w:tooltip="4.1 Le otto voci">
             <w:r>
               <w:rPr>
                 <w:rStyle w:val="IndexLink"/>
@@ -967,7 +958,7 @@
             </w:tabs>
             <w:rPr/>
           </w:pPr>
-          <w:hyperlink w:anchor="__RefHeading___Toc14379_251164091" w:tooltip="4.2 Il sequencer">
+          <w:hyperlink w:anchor="__RefHeading___Toc22519_251164091" w:tooltip="4.2 Il sequencer">
             <w:r>
               <w:rPr>
                 <w:rStyle w:val="IndexLink"/>
@@ -988,7 +979,7 @@
             </w:tabs>
             <w:rPr/>
           </w:pPr>
-          <w:hyperlink w:anchor="__RefHeading___Toc14381_251164091" w:tooltip="4.3 Edit mode">
+          <w:hyperlink w:anchor="__RefHeading___Toc22521_251164091" w:tooltip="4.3 Edit mode">
             <w:r>
               <w:rPr>
                 <w:rStyle w:val="IndexLink"/>
@@ -1009,7 +1000,7 @@
             </w:tabs>
             <w:rPr/>
           </w:pPr>
-          <w:hyperlink w:anchor="__RefHeading___Toc14383_251164091" w:tooltip="4.4 Pattern multipli e song mode">
+          <w:hyperlink w:anchor="__RefHeading___Toc22523_251164091" w:tooltip="4.4 Pattern multipli e song mode">
             <w:r>
               <w:rPr>
                 <w:rStyle w:val="IndexLink"/>
@@ -1030,7 +1021,7 @@
             </w:tabs>
             <w:rPr/>
           </w:pPr>
-          <w:hyperlink w:anchor="__RefHeading___Toc14385_251164091" w:tooltip="4.5 Parametri di traccia">
+          <w:hyperlink w:anchor="__RefHeading___Toc22525_251164091" w:tooltip="4.5 Parametri di traccia">
             <w:r>
               <w:rPr>
                 <w:rStyle w:val="IndexLink"/>
@@ -1051,7 +1042,7 @@
             </w:tabs>
             <w:rPr/>
           </w:pPr>
-          <w:hyperlink w:anchor="__RefHeading___Toc14387_251164091" w:tooltip="4.6 Mute e solo">
+          <w:hyperlink w:anchor="__RefHeading___Toc22527_251164091" w:tooltip="4.6 Mute e solo">
             <w:r>
               <w:rPr>
                 <w:rStyle w:val="IndexLink"/>
@@ -1072,7 +1063,7 @@
             </w:tabs>
             <w:rPr/>
           </w:pPr>
-          <w:hyperlink w:anchor="__RefHeading___Toc14389_251164091" w:tooltip="4.7 Master mixer">
+          <w:hyperlink w:anchor="__RefHeading___Toc22529_251164091" w:tooltip="4.7 Master mixer">
             <w:r>
               <w:rPr>
                 <w:rStyle w:val="IndexLink"/>
@@ -1093,7 +1084,7 @@
             </w:tabs>
             <w:rPr/>
           </w:pPr>
-          <w:hyperlink w:anchor="__RefHeading___Toc14391_251164091" w:tooltip="5. Bass Synth">
+          <w:hyperlink w:anchor="__RefHeading___Toc22531_251164091" w:tooltip="5. Bass Synth">
             <w:r>
               <w:rPr>
                 <w:rStyle w:val="IndexLink"/>
@@ -1114,7 +1105,7 @@
             </w:tabs>
             <w:rPr/>
           </w:pPr>
-          <w:hyperlink w:anchor="__RefHeading___Toc14393_251164091" w:tooltip="5.1 Architettura">
+          <w:hyperlink w:anchor="__RefHeading___Toc22533_251164091" w:tooltip="5.1 Architettura">
             <w:r>
               <w:rPr>
                 <w:rStyle w:val="IndexLink"/>
@@ -1135,7 +1126,7 @@
             </w:tabs>
             <w:rPr/>
           </w:pPr>
-          <w:hyperlink w:anchor="__RefHeading___Toc14395_251164091" w:tooltip="5.2 STEP mode — il sequencer del basso">
+          <w:hyperlink w:anchor="__RefHeading___Toc22535_251164091" w:tooltip="5.2 STEP mode — il sequencer del basso">
             <w:r>
               <w:rPr>
                 <w:rStyle w:val="IndexLink"/>
@@ -1156,7 +1147,7 @@
             </w:tabs>
             <w:rPr/>
           </w:pPr>
-          <w:hyperlink w:anchor="__RefHeading___Toc14397_251164091" w:tooltip="5.3 EDIT mode bass">
+          <w:hyperlink w:anchor="__RefHeading___Toc22537_251164091" w:tooltip="5.3 EDIT mode bass">
             <w:r>
               <w:rPr>
                 <w:rStyle w:val="IndexLink"/>
@@ -1177,7 +1168,7 @@
             </w:tabs>
             <w:rPr/>
           </w:pPr>
-          <w:hyperlink w:anchor="__RefHeading___Toc14399_251164091" w:tooltip="5.4 LOOPER mode">
+          <w:hyperlink w:anchor="__RefHeading___Toc22539_251164091" w:tooltip="5.4 LOOPER mode">
             <w:r>
               <w:rPr>
                 <w:rStyle w:val="IndexLink"/>
@@ -1198,7 +1189,7 @@
             </w:tabs>
             <w:rPr/>
           </w:pPr>
-          <w:hyperlink w:anchor="__RefHeading___Toc14401_251164091" w:tooltip="5.5 Parametri di traccia bass">
+          <w:hyperlink w:anchor="__RefHeading___Toc22541_251164091" w:tooltip="5.5 Parametri di traccia bass">
             <w:r>
               <w:rPr>
                 <w:rStyle w:val="IndexLink"/>
@@ -1219,7 +1210,7 @@
             </w:tabs>
             <w:rPr/>
           </w:pPr>
-          <w:hyperlink w:anchor="__RefHeading___Toc14403_251164091" w:tooltip="5.6 Routing MIDI">
+          <w:hyperlink w:anchor="__RefHeading___Toc22543_251164091" w:tooltip="5.6 Routing MIDI">
             <w:r>
               <w:rPr>
                 <w:rStyle w:val="IndexLink"/>
@@ -1240,7 +1231,7 @@
             </w:tabs>
             <w:rPr/>
           </w:pPr>
-          <w:hyperlink w:anchor="__RefHeading___Toc14405_251164091" w:tooltip="6. Performance Modes">
+          <w:hyperlink w:anchor="__RefHeading___Toc22545_251164091" w:tooltip="6. Performance Modes">
             <w:r>
               <w:rPr>
                 <w:rStyle w:val="IndexLink"/>
@@ -1261,7 +1252,7 @@
             </w:tabs>
             <w:rPr/>
           </w:pPr>
-          <w:hyperlink w:anchor="__RefHeading___Toc14407_251164091" w:tooltip="6.1 Idea">
+          <w:hyperlink w:anchor="__RefHeading___Toc22547_251164091" w:tooltip="6.1 Idea">
             <w:r>
               <w:rPr>
                 <w:rStyle w:val="IndexLink"/>
@@ -1282,7 +1273,7 @@
             </w:tabs>
             <w:rPr/>
           </w:pPr>
-          <w:hyperlink w:anchor="__RefHeading___Toc14409_251164091" w:tooltip="6.2 Le quattro modalità">
+          <w:hyperlink w:anchor="__RefHeading___Toc22549_251164091" w:tooltip="6.2 Le quattro modalità">
             <w:r>
               <w:rPr>
                 <w:rStyle w:val="IndexLink"/>
@@ -1303,7 +1294,7 @@
             </w:tabs>
             <w:rPr/>
           </w:pPr>
-          <w:hyperlink w:anchor="__RefHeading___Toc14411_251164091" w:tooltip="6.3 Quando usare quale">
+          <w:hyperlink w:anchor="__RefHeading___Toc22551_251164091" w:tooltip="6.3 Quando usare quale">
             <w:r>
               <w:rPr>
                 <w:rStyle w:val="IndexLink"/>
@@ -1324,7 +1315,7 @@
             </w:tabs>
             <w:rPr/>
           </w:pPr>
-          <w:hyperlink w:anchor="__RefHeading___Toc14413_251164091" w:tooltip="6.4 Switching live">
+          <w:hyperlink w:anchor="__RefHeading___Toc22553_251164091" w:tooltip="6.4 Switching live">
             <w:r>
               <w:rPr>
                 <w:rStyle w:val="IndexLink"/>
@@ -1345,7 +1336,7 @@
             </w:tabs>
             <w:rPr/>
           </w:pPr>
-          <w:hyperlink w:anchor="__RefHeading___Toc14415_251164091" w:tooltip="6.5 Persistenza">
+          <w:hyperlink w:anchor="__RefHeading___Toc22555_251164091" w:tooltip="6.5 Persistenza">
             <w:r>
               <w:rPr>
                 <w:rStyle w:val="IndexLink"/>
@@ -1366,7 +1357,7 @@
             </w:tabs>
             <w:rPr/>
           </w:pPr>
-          <w:hyperlink w:anchor="__RefHeading___Toc14417_251164091" w:tooltip="7. Demo Library">
+          <w:hyperlink w:anchor="__RefHeading___Toc22557_251164091" w:tooltip="7. Demo Library">
             <w:r>
               <w:rPr>
                 <w:rStyle w:val="IndexLink"/>
@@ -1387,7 +1378,7 @@
             </w:tabs>
             <w:rPr/>
           </w:pPr>
-          <w:hyperlink w:anchor="__RefHeading___Toc14419_251164091" w:tooltip="7.1 Catalogo">
+          <w:hyperlink w:anchor="__RefHeading___Toc22559_251164091" w:tooltip="7.1 Catalogo">
             <w:r>
               <w:rPr>
                 <w:rStyle w:val="IndexLink"/>
@@ -1408,7 +1399,7 @@
             </w:tabs>
             <w:rPr/>
           </w:pPr>
-          <w:hyperlink w:anchor="__RefHeading___Toc14421_251164091" w:tooltip="7.2 Demo modern">
+          <w:hyperlink w:anchor="__RefHeading___Toc22561_251164091" w:tooltip="7.2 Demo modern">
             <w:r>
               <w:rPr>
                 <w:rStyle w:val="IndexLink"/>
@@ -1429,7 +1420,7 @@
             </w:tabs>
             <w:rPr/>
           </w:pPr>
-          <w:hyperlink w:anchor="__RefHeading___Toc14423_251164091" w:tooltip="7.3 Demo iconic">
+          <w:hyperlink w:anchor="__RefHeading___Toc22563_251164091" w:tooltip="7.3 Demo iconic">
             <w:r>
               <w:rPr>
                 <w:rStyle w:val="IndexLink"/>
@@ -1450,7 +1441,7 @@
             </w:tabs>
             <w:rPr/>
           </w:pPr>
-          <w:hyperlink w:anchor="__RefHeading___Toc14425_251164091" w:tooltip="7.4 Demo classic break">
+          <w:hyperlink w:anchor="__RefHeading___Toc22565_251164091" w:tooltip="7.4 Demo classic break">
             <w:r>
               <w:rPr>
                 <w:rStyle w:val="IndexLink"/>
@@ -1471,7 +1462,7 @@
             </w:tabs>
             <w:rPr/>
           </w:pPr>
-          <w:hyperlink w:anchor="__RefHeading___Toc14427_251164091" w:tooltip="7.5 Demo bass curate">
+          <w:hyperlink w:anchor="__RefHeading___Toc22567_251164091" w:tooltip="7.5 Demo bass curate">
             <w:r>
               <w:rPr>
                 <w:rStyle w:val="IndexLink"/>
@@ -1492,7 +1483,7 @@
             </w:tabs>
             <w:rPr/>
           </w:pPr>
-          <w:hyperlink w:anchor="__RefHeading___Toc14429_251164091" w:tooltip="7.6 Demo performance modes">
+          <w:hyperlink w:anchor="__RefHeading___Toc22569_251164091" w:tooltip="7.6 Demo performance modes">
             <w:r>
               <w:rPr>
                 <w:rStyle w:val="IndexLink"/>
@@ -1513,7 +1504,7 @@
             </w:tabs>
             <w:rPr/>
           </w:pPr>
-          <w:hyperlink w:anchor="__RefHeading___Toc14431_251164091" w:tooltip="7.7 Caricare e scaricare le demo">
+          <w:hyperlink w:anchor="__RefHeading___Toc22571_251164091" w:tooltip="7.7 Caricare e scaricare le demo">
             <w:r>
               <w:rPr>
                 <w:rStyle w:val="IndexLink"/>
@@ -1534,7 +1525,7 @@
             </w:tabs>
             <w:rPr/>
           </w:pPr>
-          <w:hyperlink w:anchor="__RefHeading___Toc14433_251164091" w:tooltip="8. Workflow esempi">
+          <w:hyperlink w:anchor="__RefHeading___Toc22573_251164091" w:tooltip="8. Workflow esempi">
             <w:r>
               <w:rPr>
                 <w:rStyle w:val="IndexLink"/>
@@ -1555,7 +1546,7 @@
             </w:tabs>
             <w:rPr/>
           </w:pPr>
-          <w:hyperlink w:anchor="__RefHeading___Toc14435_251164091" w:tooltip="8.1 Costruire una traccia da zero">
+          <w:hyperlink w:anchor="__RefHeading___Toc22575_251164091" w:tooltip="8.1 Costruire una traccia da zero">
             <w:r>
               <w:rPr>
                 <w:rStyle w:val="IndexLink"/>
@@ -1576,7 +1567,7 @@
             </w:tabs>
             <w:rPr/>
           </w:pPr>
-          <w:hyperlink w:anchor="__RefHeading___Toc14437_251164091" w:tooltip="8.2 Ricreare un genere">
+          <w:hyperlink w:anchor="__RefHeading___Toc22577_251164091" w:tooltip="8.2 Ricreare un genere">
             <w:r>
               <w:rPr>
                 <w:rStyle w:val="IndexLink"/>
@@ -1597,7 +1588,7 @@
             </w:tabs>
             <w:rPr/>
           </w:pPr>
-          <w:hyperlink w:anchor="__RefHeading___Toc14439_251164091" w:tooltip="8.3 Live looper bass">
+          <w:hyperlink w:anchor="__RefHeading___Toc22579_251164091" w:tooltip="8.3 Live looper bass">
             <w:r>
               <w:rPr>
                 <w:rStyle w:val="IndexLink"/>
@@ -1618,7 +1609,7 @@
             </w:tabs>
             <w:rPr/>
           </w:pPr>
-          <w:hyperlink w:anchor="__RefHeading___Toc14441_251164091" w:tooltip="8.4 Confrontare le Performance Modes">
+          <w:hyperlink w:anchor="__RefHeading___Toc22581_251164091" w:tooltip="8.4 Confrontare le Performance Modes">
             <w:r>
               <w:rPr>
                 <w:rStyle w:val="IndexLink"/>
@@ -1639,7 +1630,7 @@
             </w:tabs>
             <w:rPr/>
           </w:pPr>
-          <w:hyperlink w:anchor="__RefHeading___Toc14443_251164091" w:tooltip="9. Funzionalità avanzate">
+          <w:hyperlink w:anchor="__RefHeading___Toc22583_251164091" w:tooltip="9. Funzionalità avanzate">
             <w:r>
               <w:rPr>
                 <w:rStyle w:val="IndexLink"/>
@@ -1660,7 +1651,7 @@
             </w:tabs>
             <w:rPr/>
           </w:pPr>
-          <w:hyperlink w:anchor="__RefHeading___Toc14445_251164091" w:tooltip="9.1 Slot localStorage A/B/C/D">
+          <w:hyperlink w:anchor="__RefHeading___Toc22585_251164091" w:tooltip="9.1 Slot localStorage A/B/C/D">
             <w:r>
               <w:rPr>
                 <w:rStyle w:val="IndexLink"/>
@@ -1681,7 +1672,7 @@
             </w:tabs>
             <w:rPr/>
           </w:pPr>
-          <w:hyperlink w:anchor="__RefHeading___Toc14447_251164091" w:tooltip="9.2 Export / Import JSON v3">
+          <w:hyperlink w:anchor="__RefHeading___Toc22587_251164091" w:tooltip="9.2 Export / Import JSON v3">
             <w:r>
               <w:rPr>
                 <w:rStyle w:val="IndexLink"/>
@@ -1702,7 +1693,7 @@
             </w:tabs>
             <w:rPr/>
           </w:pPr>
-          <w:hyperlink w:anchor="__RefHeading___Toc14449_251164091" w:tooltip="9.3 SHARE link">
+          <w:hyperlink w:anchor="__RefHeading___Toc22589_251164091" w:tooltip="9.3 SHARE link">
             <w:r>
               <w:rPr>
                 <w:rStyle w:val="IndexLink"/>
@@ -1723,7 +1714,7 @@
             </w:tabs>
             <w:rPr/>
           </w:pPr>
-          <w:hyperlink w:anchor="__RefHeading___Toc14451_251164091" w:tooltip="9.4 BOUNCE WAV">
+          <w:hyperlink w:anchor="__RefHeading___Toc22591_251164091" w:tooltip="9.4 BOUNCE WAV">
             <w:r>
               <w:rPr>
                 <w:rStyle w:val="IndexLink"/>
@@ -1744,7 +1735,7 @@
             </w:tabs>
             <w:rPr/>
           </w:pPr>
-          <w:hyperlink w:anchor="__RefHeading___Toc14453_251164091" w:tooltip="9.5 REC live">
+          <w:hyperlink w:anchor="__RefHeading___Toc22593_251164091" w:tooltip="9.5 REC live">
             <w:r>
               <w:rPr>
                 <w:rStyle w:val="IndexLink"/>
@@ -1765,7 +1756,7 @@
             </w:tabs>
             <w:rPr/>
           </w:pPr>
-          <w:hyperlink w:anchor="__RefHeading___Toc14455_251164091" w:tooltip="9.6 Web MIDI out">
+          <w:hyperlink w:anchor="__RefHeading___Toc22595_251164091" w:tooltip="9.6 Web MIDI out">
             <w:r>
               <w:rPr>
                 <w:rStyle w:val="IndexLink"/>
@@ -1786,7 +1777,7 @@
             </w:tabs>
             <w:rPr/>
           </w:pPr>
-          <w:hyperlink w:anchor="__RefHeading___Toc14457_251164091" w:tooltip="9.7 Undo / Redo">
+          <w:hyperlink w:anchor="__RefHeading___Toc22597_251164091" w:tooltip="9.7 Undo / Redo">
             <w:r>
               <w:rPr>
                 <w:rStyle w:val="IndexLink"/>
@@ -1807,7 +1798,7 @@
             </w:tabs>
             <w:rPr/>
           </w:pPr>
-          <w:hyperlink w:anchor="__RefHeading___Toc14459_251164091" w:tooltip="9.8 Copy / Paste pattern">
+          <w:hyperlink w:anchor="__RefHeading___Toc22599_251164091" w:tooltip="9.8 Copy / Paste pattern">
             <w:r>
               <w:rPr>
                 <w:rStyle w:val="IndexLink"/>
@@ -1828,7 +1819,7 @@
             </w:tabs>
             <w:rPr/>
           </w:pPr>
-          <w:hyperlink w:anchor="__RefHeading___Toc14461_251164091" w:tooltip="9.9 Tap tempo">
+          <w:hyperlink w:anchor="__RefHeading___Toc22601_251164091" w:tooltip="9.9 Tap tempo">
             <w:r>
               <w:rPr>
                 <w:rStyle w:val="IndexLink"/>
@@ -1849,7 +1840,7 @@
             </w:tabs>
             <w:rPr/>
           </w:pPr>
-          <w:hyperlink w:anchor="__RefHeading___Toc14463_251164091" w:tooltip="9.10 Humanize e metronomo">
+          <w:hyperlink w:anchor="__RefHeading___Toc22603_251164091" w:tooltip="9.10 Humanize e metronomo">
             <w:r>
               <w:rPr>
                 <w:rStyle w:val="IndexLink"/>
@@ -1870,7 +1861,7 @@
             </w:tabs>
             <w:rPr/>
           </w:pPr>
-          <w:hyperlink w:anchor="__RefHeading___Toc14465_251164091" w:tooltip="10. Shortcut tastiera">
+          <w:hyperlink w:anchor="__RefHeading___Toc22605_251164091" w:tooltip="10. Shortcut tastiera">
             <w:r>
               <w:rPr>
                 <w:rStyle w:val="IndexLink"/>
@@ -1891,7 +1882,7 @@
             </w:tabs>
             <w:rPr/>
           </w:pPr>
-          <w:hyperlink w:anchor="__RefHeading___Toc14467_251164091" w:tooltip="10.1 Globali">
+          <w:hyperlink w:anchor="__RefHeading___Toc22607_251164091" w:tooltip="10.1 Globali">
             <w:r>
               <w:rPr>
                 <w:rStyle w:val="IndexLink"/>
@@ -1912,7 +1903,7 @@
             </w:tabs>
             <w:rPr/>
           </w:pPr>
-          <w:hyperlink w:anchor="__RefHeading___Toc14469_251164091" w:tooltip="10.2 Solo in modalità LOOPER bass">
+          <w:hyperlink w:anchor="__RefHeading___Toc22609_251164091" w:tooltip="10.2 Solo in modalità LOOPER bass">
             <w:r>
               <w:rPr>
                 <w:rStyle w:val="IndexLink"/>
@@ -1933,7 +1924,7 @@
             </w:tabs>
             <w:rPr/>
           </w:pPr>
-          <w:hyperlink w:anchor="__RefHeading___Toc14471_251164091" w:tooltip="11. Feature roadmap">
+          <w:hyperlink w:anchor="__RefHeading___Toc22611_251164091" w:tooltip="11. Feature roadmap">
             <w:r>
               <w:rPr>
                 <w:rStyle w:val="IndexLink"/>
@@ -1941,7 +1932,7 @@
               </w:rPr>
               <w:t>11. Feature roadmap</w:t>
               <w:tab/>
-              <w:t>28</w:t>
+              <w:t>27</w:t>
             </w:r>
           </w:hyperlink>
         </w:p>
@@ -1954,7 +1945,7 @@
             </w:tabs>
             <w:rPr/>
           </w:pPr>
-          <w:hyperlink w:anchor="__RefHeading___Toc14473_251164091" w:tooltip="11.1 DrumAPPBass-Studio: sample-based bass">
+          <w:hyperlink w:anchor="__RefHeading___Toc22613_251164091" w:tooltip="11.1 DrumAPPBass-Studio: sample-based bass">
             <w:r>
               <w:rPr>
                 <w:rStyle w:val="IndexLink"/>
@@ -1962,7 +1953,7 @@
               </w:rPr>
               <w:t>11.1 DrumAPPBass-Studio: sample-based bass</w:t>
               <w:tab/>
-              <w:t>28</w:t>
+              <w:t>27</w:t>
             </w:r>
           </w:hyperlink>
         </w:p>
@@ -1975,7 +1966,7 @@
             </w:tabs>
             <w:rPr/>
           </w:pPr>
-          <w:hyperlink w:anchor="__RefHeading___Toc14475_251164091" w:tooltip="11.2 Filtro per voce in WIDE mode">
+          <w:hyperlink w:anchor="__RefHeading___Toc22615_251164091" w:tooltip="11.2 Filtro per voce in WIDE mode">
             <w:r>
               <w:rPr>
                 <w:rStyle w:val="IndexLink"/>
@@ -1983,7 +1974,7 @@
               </w:rPr>
               <w:t>11.2 Filtro per voce in WIDE mode</w:t>
               <w:tab/>
-              <w:t>28</w:t>
+              <w:t>27</w:t>
             </w:r>
           </w:hyperlink>
         </w:p>
@@ -1996,7 +1987,7 @@
             </w:tabs>
             <w:rPr/>
           </w:pPr>
-          <w:hyperlink w:anchor="__RefHeading___Toc14477_251164091" w:tooltip="11.3 Modalità FM / PWM">
+          <w:hyperlink w:anchor="__RefHeading___Toc22617_251164091" w:tooltip="11.3 Modalità FM / PWM">
             <w:r>
               <w:rPr>
                 <w:rStyle w:val="IndexLink"/>
@@ -2004,7 +1995,7 @@
               </w:rPr>
               <w:t>11.3 Modalità FM / PWM</w:t>
               <w:tab/>
-              <w:t>28</w:t>
+              <w:t>27</w:t>
             </w:r>
           </w:hyperlink>
         </w:p>
@@ -2017,7 +2008,7 @@
             </w:tabs>
             <w:rPr/>
           </w:pPr>
-          <w:hyperlink w:anchor="__RefHeading___Toc14479_251164091" w:tooltip="11.4 Compressore master sul bass bus">
+          <w:hyperlink w:anchor="__RefHeading___Toc22619_251164091" w:tooltip="11.4 Compressore master sul bass bus">
             <w:r>
               <w:rPr>
                 <w:rStyle w:val="IndexLink"/>
@@ -2025,7 +2016,7 @@
               </w:rPr>
               <w:t>11.4 Compressore master sul bass bus</w:t>
               <w:tab/>
-              <w:t>28</w:t>
+              <w:t>27</w:t>
             </w:r>
           </w:hyperlink>
         </w:p>
@@ -2038,7 +2029,7 @@
             </w:tabs>
             <w:rPr/>
           </w:pPr>
-          <w:hyperlink w:anchor="__RefHeading___Toc14481_251164091" w:tooltip="11.5 Espansione delle demo per modalità">
+          <w:hyperlink w:anchor="__RefHeading___Toc22621_251164091" w:tooltip="11.5 Espansione delle demo per modalità">
             <w:r>
               <w:rPr>
                 <w:rStyle w:val="IndexLink"/>
@@ -2046,7 +2037,7 @@
               </w:rPr>
               <w:t>11.5 Espansione delle demo per modalità</w:t>
               <w:tab/>
-              <w:t>28</w:t>
+              <w:t>27</w:t>
             </w:r>
           </w:hyperlink>
         </w:p>
@@ -2059,7 +2050,7 @@
             </w:tabs>
             <w:rPr/>
           </w:pPr>
-          <w:hyperlink w:anchor="__RefHeading___Toc14483_251164091" w:tooltip="11.6 MIDI in (input esterno)">
+          <w:hyperlink w:anchor="__RefHeading___Toc22623_251164091" w:tooltip="11.6 MIDI in (input esterno)">
             <w:r>
               <w:rPr>
                 <w:rStyle w:val="IndexLink"/>
@@ -2067,7 +2058,7 @@
               </w:rPr>
               <w:t>11.6 MIDI in (input esterno)</w:t>
               <w:tab/>
-              <w:t>29</w:t>
+              <w:t>28</w:t>
             </w:r>
           </w:hyperlink>
         </w:p>
@@ -2080,7 +2071,7 @@
             </w:tabs>
             <w:rPr/>
           </w:pPr>
-          <w:hyperlink w:anchor="__RefHeading___Toc14485_251164091" w:tooltip="11.7 Mobile UX improvements">
+          <w:hyperlink w:anchor="__RefHeading___Toc22625_251164091" w:tooltip="11.7 Mobile UX improvements">
             <w:r>
               <w:rPr>
                 <w:rStyle w:val="IndexLink"/>
@@ -2088,7 +2079,7 @@
               </w:rPr>
               <w:t>11.7 Mobile UX improvements</w:t>
               <w:tab/>
-              <w:t>29</w:t>
+              <w:t>28</w:t>
             </w:r>
           </w:hyperlink>
         </w:p>
@@ -2101,7 +2092,7 @@
             </w:tabs>
             <w:rPr/>
           </w:pPr>
-          <w:hyperlink w:anchor="__RefHeading___Toc14487_251164091" w:tooltip="11.8 Versione internazionale del manuale">
+          <w:hyperlink w:anchor="__RefHeading___Toc22627_251164091" w:tooltip="11.8 Versione internazionale del manuale">
             <w:r>
               <w:rPr>
                 <w:rStyle w:val="IndexLink"/>
@@ -2109,7 +2100,7 @@
               </w:rPr>
               <w:t>11.8 Versione internazionale del manuale</w:t>
               <w:tab/>
-              <w:t>29</w:t>
+              <w:t>28</w:t>
             </w:r>
           </w:hyperlink>
         </w:p>
@@ -2122,7 +2113,7 @@
             </w:tabs>
             <w:rPr/>
           </w:pPr>
-          <w:hyperlink w:anchor="__RefHeading___Toc14489_251164091" w:tooltip="11.9 Esportazioni alternative">
+          <w:hyperlink w:anchor="__RefHeading___Toc22629_251164091" w:tooltip="11.9 Esportazioni alternative">
             <w:r>
               <w:rPr>
                 <w:rStyle w:val="IndexLink"/>
@@ -2130,7 +2121,7 @@
               </w:rPr>
               <w:t>11.9 Esportazioni alternative</w:t>
               <w:tab/>
-              <w:t>29</w:t>
+              <w:t>28</w:t>
             </w:r>
           </w:hyperlink>
         </w:p>
@@ -2143,7 +2134,7 @@
             </w:tabs>
             <w:rPr/>
           </w:pPr>
-          <w:hyperlink w:anchor="__RefHeading___Toc14491_251164091" w:tooltip="11.10 Engagement community">
+          <w:hyperlink w:anchor="__RefHeading___Toc22631_251164091" w:tooltip="11.10 Engagement community">
             <w:r>
               <w:rPr>
                 <w:rStyle w:val="IndexLink"/>
@@ -2151,7 +2142,7 @@
               </w:rPr>
               <w:t>11.10 Engagement community</w:t>
               <w:tab/>
-              <w:t>29</w:t>
+              <w:t>28</w:t>
             </w:r>
           </w:hyperlink>
         </w:p>
@@ -2164,7 +2155,7 @@
             </w:tabs>
             <w:rPr/>
           </w:pPr>
-          <w:hyperlink w:anchor="__RefHeading___Toc14493_251164091" w:tooltip="12. FAQ">
+          <w:hyperlink w:anchor="__RefHeading___Toc22633_251164091" w:tooltip="12. FAQ">
             <w:r>
               <w:rPr>
                 <w:rStyle w:val="IndexLink"/>
@@ -2172,7 +2163,7 @@
               </w:rPr>
               <w:t>12. FAQ</w:t>
               <w:tab/>
-              <w:t>30</w:t>
+              <w:t>29</w:t>
             </w:r>
           </w:hyperlink>
         </w:p>
@@ -2185,7 +2176,7 @@
             </w:tabs>
             <w:rPr/>
           </w:pPr>
-          <w:hyperlink w:anchor="__RefHeading___Toc14495_251164091" w:tooltip="13. Risorse, licenza e contatti">
+          <w:hyperlink w:anchor="__RefHeading___Toc22635_251164091" w:tooltip="13. Risorse, licenza e contatti">
             <w:r>
               <w:rPr>
                 <w:rStyle w:val="IndexLink"/>
@@ -2193,7 +2184,7 @@
               </w:rPr>
               <w:t>13. Risorse, licenza e contatti</w:t>
               <w:tab/>
-              <w:t>32</w:t>
+              <w:t>31</w:t>
             </w:r>
           </w:hyperlink>
         </w:p>
@@ -2206,7 +2197,7 @@
             </w:tabs>
             <w:rPr/>
           </w:pPr>
-          <w:hyperlink w:anchor="__RefHeading___Toc14497_251164091" w:tooltip="13.1 Link">
+          <w:hyperlink w:anchor="__RefHeading___Toc22637_251164091" w:tooltip="13.1 Link">
             <w:r>
               <w:rPr>
                 <w:rStyle w:val="IndexLink"/>
@@ -2214,7 +2205,7 @@
               </w:rPr>
               <w:t>13.1 Link</w:t>
               <w:tab/>
-              <w:t>32</w:t>
+              <w:t>31</w:t>
             </w:r>
           </w:hyperlink>
         </w:p>
@@ -2227,7 +2218,7 @@
             </w:tabs>
             <w:rPr/>
           </w:pPr>
-          <w:hyperlink w:anchor="__RefHeading___Toc14499_251164091" w:tooltip="13.2 Come dare feedback">
+          <w:hyperlink w:anchor="__RefHeading___Toc22639_251164091" w:tooltip="13.2 Come dare feedback">
             <w:r>
               <w:rPr>
                 <w:rStyle w:val="IndexLink"/>
@@ -2235,7 +2226,7 @@
               </w:rPr>
               <w:t>13.2 Come dare feedback</w:t>
               <w:tab/>
-              <w:t>32</w:t>
+              <w:t>31</w:t>
             </w:r>
           </w:hyperlink>
         </w:p>
@@ -2248,7 +2239,7 @@
             </w:tabs>
             <w:rPr/>
           </w:pPr>
-          <w:hyperlink w:anchor="__RefHeading___Toc14501_251164091" w:tooltip="13.3 Licenza">
+          <w:hyperlink w:anchor="__RefHeading___Toc22641_251164091" w:tooltip="13.3 Licenza">
             <w:r>
               <w:rPr>
                 <w:rStyle w:val="IndexLink"/>
@@ -2256,7 +2247,7 @@
               </w:rPr>
               <w:t>13.3 Licenza</w:t>
               <w:tab/>
-              <w:t>32</w:t>
+              <w:t>31</w:t>
             </w:r>
           </w:hyperlink>
         </w:p>
@@ -2269,7 +2260,7 @@
             </w:tabs>
             <w:rPr/>
           </w:pPr>
-          <w:hyperlink w:anchor="__RefHeading___Toc14503_251164091" w:tooltip="13.4 Note legali">
+          <w:hyperlink w:anchor="__RefHeading___Toc22643_251164091" w:tooltip="13.4 Note legali">
             <w:r>
               <w:rPr>
                 <w:rStyle w:val="IndexLink"/>
@@ -2277,7 +2268,7 @@
               </w:rPr>
               <w:t>13.4 Note legali</w:t>
               <w:tab/>
-              <w:t>32</w:t>
+              <w:t>31</w:t>
             </w:r>
           </w:hyperlink>
         </w:p>
@@ -2290,7 +2281,7 @@
             </w:tabs>
             <w:rPr/>
           </w:pPr>
-          <w:hyperlink w:anchor="__RefHeading___Toc14505_251164091" w:tooltip="14. Appendice tecnica">
+          <w:hyperlink w:anchor="__RefHeading___Toc22645_251164091" w:tooltip="14. Appendice tecnica">
             <w:r>
               <w:rPr>
                 <w:rStyle w:val="IndexLink"/>
@@ -2298,7 +2289,7 @@
               </w:rPr>
               <w:t>14. Appendice tecnica</w:t>
               <w:tab/>
-              <w:t>34</w:t>
+              <w:t>33</w:t>
             </w:r>
           </w:hyperlink>
         </w:p>
@@ -2311,7 +2302,7 @@
             </w:tabs>
             <w:rPr/>
           </w:pPr>
-          <w:hyperlink w:anchor="__RefHeading___Toc14507_251164091" w:tooltip="14.1 Architettura della sintesi">
+          <w:hyperlink w:anchor="__RefHeading___Toc22647_251164091" w:tooltip="14.1 Architettura della sintesi">
             <w:r>
               <w:rPr>
                 <w:rStyle w:val="IndexLink"/>
@@ -2319,7 +2310,7 @@
               </w:rPr>
               <w:t>14.1 Architettura della sintesi</w:t>
               <w:tab/>
-              <w:t>34</w:t>
+              <w:t>33</w:t>
             </w:r>
           </w:hyperlink>
         </w:p>
@@ -2332,7 +2323,7 @@
             </w:tabs>
             <w:rPr/>
           </w:pPr>
-          <w:hyperlink w:anchor="__RefHeading___Toc14509_251164091" w:tooltip="14.2 Formato JSON v3">
+          <w:hyperlink w:anchor="__RefHeading___Toc22649_251164091" w:tooltip="14.2 Formato JSON v3">
             <w:r>
               <w:rPr>
                 <w:rStyle w:val="IndexLink"/>
@@ -2340,7 +2331,7 @@
               </w:rPr>
               <w:t>14.2 Formato JSON v3</w:t>
               <w:tab/>
-              <w:t>35</w:t>
+              <w:t>34</w:t>
             </w:r>
           </w:hyperlink>
         </w:p>
@@ -2353,7 +2344,7 @@
             </w:tabs>
             <w:rPr/>
           </w:pPr>
-          <w:hyperlink w:anchor="__RefHeading___Toc14511_251164091" w:tooltip="14.3 Performance Modes — dettaglio interno">
+          <w:hyperlink w:anchor="__RefHeading___Toc22651_251164091" w:tooltip="14.3 Performance Modes — dettaglio interno">
             <w:r>
               <w:rPr>
                 <w:rStyle w:val="IndexLink"/>
@@ -2361,7 +2352,7 @@
               </w:rPr>
               <w:t>14.3 Performance Modes — dettaglio interno</w:t>
               <w:tab/>
-              <w:t>36</w:t>
+              <w:t>35</w:t>
             </w:r>
           </w:hyperlink>
         </w:p>
@@ -2374,7 +2365,7 @@
             </w:tabs>
             <w:rPr/>
           </w:pPr>
-          <w:hyperlink w:anchor="__RefHeading___Toc14513_251164091" w:tooltip="14.4 Limiti noti">
+          <w:hyperlink w:anchor="__RefHeading___Toc22653_251164091" w:tooltip="14.4 Limiti noti">
             <w:r>
               <w:rPr>
                 <w:rStyle w:val="IndexLink"/>
@@ -2382,7 +2373,7 @@
               </w:rPr>
               <w:t>14.4 Limiti noti</w:t>
               <w:tab/>
-              <w:t>36</w:t>
+              <w:t>35</w:t>
             </w:r>
           </w:hyperlink>
         </w:p>
@@ -2395,7 +2386,7 @@
             </w:tabs>
             <w:rPr/>
           </w:pPr>
-          <w:hyperlink w:anchor="__RefHeading___Toc14515_251164091" w:tooltip="14.5 Cambio di versione">
+          <w:hyperlink w:anchor="__RefHeading___Toc22655_251164091" w:tooltip="14.5 Cambio di versione">
             <w:r>
               <w:rPr>
                 <w:rStyle w:val="IndexLink"/>
@@ -2403,7 +2394,7 @@
               </w:rPr>
               <w:t>14.5 Cambio di versione</w:t>
               <w:tab/>
-              <w:t>37</w:t>
+              <w:t>36</w:t>
             </w:r>
           </w:hyperlink>
           <w:r>
@@ -2417,27 +2408,212 @@
     </w:sdt>
     <w:p>
       <w:pPr>
-        <w:pStyle w:val="Normal"/>
-        <w:rPr/>
-      </w:pPr>
-      <w:r>
-        <w:rPr/>
-      </w:r>
+        <w:pStyle w:val="Heading1"/>
+        <w:spacing w:before="0" w:after="120"/>
+        <w:rPr/>
+      </w:pPr>
       <w:r>
         <w:br w:type="page"/>
+      </w:r>
+      <w:bookmarkStart w:id="1" w:name="__RefHeading___Toc22485_251164091"/>
+      <w:bookmarkEnd w:id="1"/>
+      <w:r>
+        <w:rPr/>
+        <w:t>1. Introduzione</w:t>
       </w:r>
     </w:p>
     <w:p>
       <w:pPr>
+        <w:pStyle w:val="Heading2"/>
+        <w:rPr/>
+      </w:pPr>
+      <w:bookmarkStart w:id="2" w:name="__RefHeading___Toc22487_251164091"/>
+      <w:bookmarkEnd w:id="2"/>
+      <w:r>
+        <w:rPr/>
+        <w:t>1.1 Cos'è DrumAPPBass</w:t>
+      </w:r>
+    </w:p>
+    <w:p>
+      <w:pPr>
+        <w:pStyle w:val="Normal"/>
+        <w:rPr/>
+      </w:pPr>
+      <w:r>
+        <w:rPr/>
+        <w:t>DrumAPPBass è una drum machine + bass synth che gira interamente nel browser. È un fork esteso di DrumAPP e aggiunge una sezione bass completamente sintetizzata, uno step sequencer dedicato con accent e slide, un live looper con tastiera on-screen, quattro Performance Modes che cambiano il carattere globale del suono, e una libreria di trentadue demo importabili.</w:t>
+      </w:r>
+    </w:p>
+    <w:p>
+      <w:pPr>
+        <w:pStyle w:val="Normal"/>
+        <w:rPr/>
+      </w:pPr>
+      <w:r>
+        <w:rPr/>
+        <w:t>L'applicazione è una PWA: gira offline dopo la prima visita, si installa come app sul telefono o sul desktop, e non richiede registrazione né account. Tutto il suono è generato in tempo reale via Web Audio API. Non ci sono sample WAV, non ci sono librerie esterne, non ci sono dipendenze npm. È un singolo file app.js di circa 4000 righe, un index.html, un foglio di stile e un service worker.</w:t>
+      </w:r>
+    </w:p>
+    <w:p>
+      <w:pPr>
+        <w:pStyle w:val="Heading2"/>
+        <w:rPr/>
+      </w:pPr>
+      <w:bookmarkStart w:id="3" w:name="__RefHeading___Toc22489_251164091"/>
+      <w:bookmarkEnd w:id="3"/>
+      <w:r>
+        <w:rPr/>
+        <w:t>1.2 Filosofia</w:t>
+      </w:r>
+    </w:p>
+    <w:p>
+      <w:pPr>
+        <w:pStyle w:val="Normal"/>
+        <w:rPr/>
+      </w:pPr>
+      <w:r>
+        <w:rPr/>
+        <w:t>Tre principi attraversano tutto il progetto.</w:t>
+      </w:r>
+    </w:p>
+    <w:p>
+      <w:pPr>
+        <w:pStyle w:val="Heading4"/>
+        <w:rPr/>
+      </w:pPr>
+      <w:r>
+        <w:rPr/>
+        <w:t>Zero asset, vanilla Web Audio</w:t>
+      </w:r>
+    </w:p>
+    <w:p>
+      <w:pPr>
+        <w:pStyle w:val="Normal"/>
+        <w:rPr/>
+      </w:pPr>
+      <w:r>
+        <w:rPr/>
+        <w:t>Ogni voce drum e bass è costruita con OscillatorNode, GainNode, BiquadFilterNode, WaveShaperNode. Non si scarica nulla oltre al codice dell'app. La conseguenza è duplice: il pacchetto resta sotto i 200 KB e ogni utente ascolta esattamente lo stesso suono in modo deterministico, indipendentemente dal browser o dal dispositivo.</w:t>
+      </w:r>
+    </w:p>
+    <w:p>
+      <w:pPr>
+        <w:pStyle w:val="Heading4"/>
+        <w:rPr/>
+      </w:pPr>
+      <w:r>
+        <w:rPr/>
+        <w:t>Sketch musicale, non DAW professionale</w:t>
+      </w:r>
+    </w:p>
+    <w:p>
+      <w:pPr>
+        <w:pStyle w:val="Normal"/>
+        <w:rPr/>
+      </w:pPr>
+      <w:r>
+        <w:rPr/>
+        <w:t>DrumAPPBass è progettato per la fase in cui un'idea ritmica o una bassline va appuntata velocemente, su una panchina o in un treno. Non sostituisce Ableton o Logic; integra una fase precedente — quella in cui un'idea, se non viene fissata in trenta secondi, va persa.</w:t>
+      </w:r>
+    </w:p>
+    <w:p>
+      <w:pPr>
+        <w:pStyle w:val="Heading4"/>
+        <w:rPr/>
+      </w:pPr>
+      <w:r>
+        <w:rPr/>
+        <w:t>Non rompere niente</w:t>
+      </w:r>
+    </w:p>
+    <w:p>
+      <w:pPr>
+        <w:pStyle w:val="Normal"/>
+        <w:rPr/>
+      </w:pPr>
+      <w:r>
+        <w:rPr/>
+        <w:t>Ogni feature aggiunta in un Round successivo non deve compromettere il funzionamento di quelle precedenti. Le demo storiche di DrumAPP continuano a caricarsi e a suonare identiche; le cinque demo bass curate del v1.0 base continuano a suonare in modalità CLASSIC anche dopo l'introduzione delle Performance Modes.</w:t>
+      </w:r>
+    </w:p>
+    <w:p>
+      <w:pPr>
+        <w:pStyle w:val="Heading2"/>
+        <w:rPr/>
+      </w:pPr>
+      <w:bookmarkStart w:id="4" w:name="__RefHeading___Toc22491_251164091"/>
+      <w:bookmarkEnd w:id="4"/>
+      <w:r>
+        <w:rPr/>
+        <w:t>1.3 Posizionamento Weekend App</w:t>
+      </w:r>
+    </w:p>
+    <w:p>
+      <w:pPr>
+        <w:pStyle w:val="Normal"/>
+        <w:rPr/>
+      </w:pPr>
+      <w:r>
+        <w:rPr/>
+        <w:t>DrumAPPBass fa parte della serie Weekend App — not Public, una linea di applicazioni web sviluppate dall'autore nei fine settimana e distribuite in due fasi.</w:t>
+      </w:r>
+    </w:p>
+    <w:p>
+      <w:pPr>
+        <w:pStyle w:val="Normal"/>
+        <w:rPr/>
+      </w:pPr>
+      <w:r>
+        <w:rPr/>
+        <w:t>La prima fase è una anteprima riservata alla community che segue l'autore su WhatsApp e sui canali social. Gli early adopter ricevono il link dell'applicazione insieme a questo manuale, possono usare l'app prima del rilascio pubblico e hanno un canale diretto per dare feedback e segnalare bug. Questo documento accompagna proprio questa fase.</w:t>
+      </w:r>
+    </w:p>
+    <w:p>
+      <w:pPr>
+        <w:pStyle w:val="Normal"/>
+        <w:rPr/>
+      </w:pPr>
+      <w:r>
+        <w:rPr/>
+        <w:t>La seconda fase è il rilascio pubblico sul sito dell'autore (pezzaliapp.com) e sulle directory pubbliche di applicazioni web. La data del rilascio pubblico non è dichiarata in anticipo; dipende dal feedback raccolto in fase di anteprima e dal completamento di eventuali raffinamenti.</w:t>
+      </w:r>
+    </w:p>
+    <w:p>
+      <w:pPr>
+        <w:pStyle w:val="Heading2"/>
+        <w:rPr/>
+      </w:pPr>
+      <w:bookmarkStart w:id="5" w:name="__RefHeading___Toc22493_251164091"/>
+      <w:bookmarkEnd w:id="5"/>
+      <w:r>
+        <w:rPr/>
+        <w:t>1.4 A chi si rivolge</w:t>
+      </w:r>
+    </w:p>
+    <w:p>
+      <w:pPr>
+        <w:pStyle w:val="Normal"/>
+        <w:rPr/>
+      </w:pPr>
+      <w:r>
+        <w:rPr/>
+        <w:t>Il manuale assume che il lettore abbia familiarità con concetti di base della produzione musicale (BPM, swing, velocity, kick, snare). Non assume conoscenze avanzate di sintesi sonora né esperienza con DAW professionali. Le sezioni tutorial sono pensate per chi parte da zero; l'appendice tecnica è per chi vuole capire l'architettura interna o estendere il codice.</w:t>
+      </w:r>
+      <w:r>
+        <w:br w:type="page"/>
+      </w:r>
+    </w:p>
+    <w:p>
+      <w:pPr>
         <w:pStyle w:val="Heading1"/>
         <w:spacing w:before="0" w:after="120"/>
         <w:rPr/>
       </w:pPr>
-      <w:bookmarkStart w:id="1" w:name="__RefHeading___Toc14345_251164091"/>
-      <w:bookmarkEnd w:id="1"/>
-      <w:r>
-        <w:rPr/>
-        <w:t>1. Introduzione</w:t>
+      <w:bookmarkStart w:id="6" w:name="__RefHeading___Toc22495_251164091"/>
+      <w:bookmarkEnd w:id="6"/>
+      <w:r>
+        <w:rPr/>
+        <w:t>2. Quick Start — cinque minuti</w:t>
       </w:r>
     </w:p>
     <w:p>
@@ -2445,11 +2621,11 @@
         <w:pStyle w:val="Heading2"/>
         <w:rPr/>
       </w:pPr>
-      <w:bookmarkStart w:id="2" w:name="__RefHeading___Toc14347_251164091"/>
-      <w:bookmarkEnd w:id="2"/>
-      <w:r>
-        <w:rPr/>
-        <w:t>1.1 Cos'è DrumAPPBass</w:t>
+      <w:bookmarkStart w:id="7" w:name="__RefHeading___Toc22497_251164091"/>
+      <w:bookmarkEnd w:id="7"/>
+      <w:r>
+        <w:rPr/>
+        <w:t>2.1 Aprire l'app</w:t>
       </w:r>
     </w:p>
     <w:p>
@@ -2459,7 +2635,7 @@
       </w:pPr>
       <w:r>
         <w:rPr/>
-        <w:t>DrumAPPBass è una drum machine + bass synth che gira interamente nel browser. È un fork esteso di DrumAPP e aggiunge una sezione bass completamente sintetizzata, uno step sequencer dedicato con accent e slide, un live looper con tastiera on-screen, quattro Performance Modes che cambiano il carattere globale del suono, e una libreria di trentadue demo importabili.</w:t>
+        <w:t>Apri l'URL dell'applicazione nel browser. Su mobile, dopo qualche secondo il browser proporrà di aggiungere l'app alla schermata home: confermando, l'app si installerà come PWA e da quel momento si aprirà in modalità standalone (senza barra del browser) e funzionerà offline.</w:t>
       </w:r>
     </w:p>
     <w:p>
@@ -2469,7 +2645,7 @@
       </w:pPr>
       <w:r>
         <w:rPr/>
-        <w:t>L'applicazione è una PWA: gira offline dopo la prima visita, si installa come app sul telefono o sul desktop, e non richiede registrazione né account. Tutto il suono è generato in tempo reale via Web Audio API. Non ci sono sample WAV, non ci sono librerie esterne, non ci sono dipendenze npm. È un singolo file app.js di circa 4000 righe, un index.html, un foglio di stile e un service worker.</w:t>
+        <w:t>Al primo tocco o click qualsiasi, il browser sblocca il contesto audio. Da qui in poi l'applicazione è pronta a suonare.</w:t>
       </w:r>
     </w:p>
     <w:p>
@@ -2477,210 +2653,7 @@
         <w:pStyle w:val="Heading2"/>
         <w:rPr/>
       </w:pPr>
-      <w:bookmarkStart w:id="3" w:name="__RefHeading___Toc14349_251164091"/>
-      <w:bookmarkEnd w:id="3"/>
-      <w:r>
-        <w:rPr/>
-        <w:t>1.2 Filosofia</w:t>
-      </w:r>
-    </w:p>
-    <w:p>
-      <w:pPr>
-        <w:pStyle w:val="Normal"/>
-        <w:rPr/>
-      </w:pPr>
-      <w:r>
-        <w:rPr/>
-        <w:t>Tre principi attraversano tutto il progetto.</w:t>
-      </w:r>
-    </w:p>
-    <w:p>
-      <w:pPr>
-        <w:pStyle w:val="Heading4"/>
-        <w:rPr/>
-      </w:pPr>
-      <w:r>
-        <w:rPr/>
-        <w:t>Zero asset, vanilla Web Audio</w:t>
-      </w:r>
-    </w:p>
-    <w:p>
-      <w:pPr>
-        <w:pStyle w:val="Normal"/>
-        <w:rPr/>
-      </w:pPr>
-      <w:r>
-        <w:rPr/>
-        <w:t>Ogni voce drum e bass è costruita con OscillatorNode, GainNode, BiquadFilterNode, WaveShaperNode. Non si scarica nulla oltre al codice dell'app. La conseguenza è duplice: il pacchetto resta sotto i 200 KB e ogni utente ascolta esattamente lo stesso suono in modo deterministico, indipendentemente dal browser o dal dispositivo.</w:t>
-      </w:r>
-    </w:p>
-    <w:p>
-      <w:pPr>
-        <w:pStyle w:val="Heading4"/>
-        <w:rPr/>
-      </w:pPr>
-      <w:r>
-        <w:rPr/>
-        <w:t>Sketch musicale, non DAW professionale</w:t>
-      </w:r>
-    </w:p>
-    <w:p>
-      <w:pPr>
-        <w:pStyle w:val="Normal"/>
-        <w:rPr/>
-      </w:pPr>
-      <w:r>
-        <w:rPr/>
-        <w:t>DrumAPPBass è progettato per la fase in cui un'idea ritmica o una bassline va appuntata velocemente, su una panchina o in un treno. Non sostituisce Ableton o Logic; integra una fase precedente — quella in cui un'idea, se non viene fissata in trenta secondi, va persa.</w:t>
-      </w:r>
-    </w:p>
-    <w:p>
-      <w:pPr>
-        <w:pStyle w:val="Heading4"/>
-        <w:rPr/>
-      </w:pPr>
-      <w:r>
-        <w:rPr/>
-        <w:t>Non rompere niente</w:t>
-      </w:r>
-    </w:p>
-    <w:p>
-      <w:pPr>
-        <w:pStyle w:val="Normal"/>
-        <w:rPr/>
-      </w:pPr>
-      <w:r>
-        <w:rPr/>
-        <w:t>Ogni feature aggiunta in un Round successivo non deve compromettere il funzionamento di quelle precedenti. Le demo storiche di DrumAPP continuano a caricarsi e a suonare identiche; le cinque demo bass curate del v1.0 base continuano a suonare in modalità CLASSIC anche dopo l'introduzione delle Performance Modes.</w:t>
-      </w:r>
-    </w:p>
-    <w:p>
-      <w:pPr>
-        <w:pStyle w:val="Heading2"/>
-        <w:rPr/>
-      </w:pPr>
-      <w:bookmarkStart w:id="4" w:name="__RefHeading___Toc14351_251164091"/>
-      <w:bookmarkEnd w:id="4"/>
-      <w:r>
-        <w:rPr/>
-        <w:t>1.3 Posizionamento Weekend App</w:t>
-      </w:r>
-    </w:p>
-    <w:p>
-      <w:pPr>
-        <w:pStyle w:val="Normal"/>
-        <w:rPr/>
-      </w:pPr>
-      <w:r>
-        <w:rPr/>
-        <w:t>DrumAPPBass fa parte della serie Weekend App — not Public, una linea di applicazioni web sviluppate dall'autore nei fine settimana e distribuite in due fasi.</w:t>
-      </w:r>
-    </w:p>
-    <w:p>
-      <w:pPr>
-        <w:pStyle w:val="Normal"/>
-        <w:rPr/>
-      </w:pPr>
-      <w:r>
-        <w:rPr/>
-        <w:t>La prima fase è una anteprima riservata alla community che segue l'autore su WhatsApp e sui canali social. Gli early adopter ricevono il link dell'applicazione insieme a questo manuale, possono usare l'app prima del rilascio pubblico e hanno un canale diretto per dare feedback e segnalare bug. Questo documento accompagna proprio questa fase.</w:t>
-      </w:r>
-    </w:p>
-    <w:p>
-      <w:pPr>
-        <w:pStyle w:val="Normal"/>
-        <w:rPr/>
-      </w:pPr>
-      <w:r>
-        <w:rPr/>
-        <w:t>La seconda fase è il rilascio pubblico sul sito dell'autore (pezzaliapp.com) e sulle directory pubbliche di applicazioni web. La data del rilascio pubblico non è dichiarata in anticipo; dipende dal feedback raccolto in fase di anteprima e dal completamento di eventuali raffinamenti.</w:t>
-      </w:r>
-    </w:p>
-    <w:p>
-      <w:pPr>
-        <w:pStyle w:val="Heading2"/>
-        <w:rPr/>
-      </w:pPr>
-      <w:bookmarkStart w:id="5" w:name="__RefHeading___Toc14353_251164091"/>
-      <w:bookmarkEnd w:id="5"/>
-      <w:r>
-        <w:rPr/>
-        <w:t>1.4 A chi si rivolge</w:t>
-      </w:r>
-    </w:p>
-    <w:p>
-      <w:pPr>
-        <w:pStyle w:val="Normal"/>
-        <w:rPr/>
-      </w:pPr>
-      <w:r>
-        <w:rPr/>
-        <w:t>Il manuale assume che il lettore abbia familiarità con concetti di base della produzione musicale (BPM, swing, velocity, kick, snare). Non assume conoscenze avanzate di sintesi sonora né esperienza con DAW professionali. Le sezioni tutorial sono pensate per chi parte da zero; l'appendice tecnica è per chi vuole capire l'architettura interna o estendere il codice.</w:t>
-      </w:r>
-    </w:p>
-    <w:p>
-      <w:pPr>
-        <w:pStyle w:val="Normal"/>
-        <w:rPr/>
-      </w:pPr>
-      <w:r>
-        <w:rPr/>
-      </w:r>
-      <w:r>
-        <w:br w:type="page"/>
-      </w:r>
-    </w:p>
-    <w:p>
-      <w:pPr>
-        <w:pStyle w:val="Heading1"/>
-        <w:spacing w:before="0" w:after="120"/>
-        <w:rPr/>
-      </w:pPr>
-      <w:bookmarkStart w:id="6" w:name="__RefHeading___Toc14355_251164091"/>
-      <w:bookmarkEnd w:id="6"/>
-      <w:r>
-        <w:rPr/>
-        <w:t>2. Quick Start — cinque minuti</w:t>
-      </w:r>
-    </w:p>
-    <w:p>
-      <w:pPr>
-        <w:pStyle w:val="Heading2"/>
-        <w:rPr/>
-      </w:pPr>
-      <w:bookmarkStart w:id="7" w:name="__RefHeading___Toc14357_251164091"/>
-      <w:bookmarkEnd w:id="7"/>
-      <w:r>
-        <w:rPr/>
-        <w:t>2.1 Aprire l'app</w:t>
-      </w:r>
-    </w:p>
-    <w:p>
-      <w:pPr>
-        <w:pStyle w:val="Normal"/>
-        <w:rPr/>
-      </w:pPr>
-      <w:r>
-        <w:rPr/>
-        <w:t>Apri l'URL dell'applicazione nel browser. Su mobile, dopo qualche secondo il browser proporrà di aggiungere l'app alla schermata home: confermando, l'app si installerà come PWA e da quel momento si aprirà in modalità standalone (senza barra del browser) e funzionerà offline.</w:t>
-      </w:r>
-    </w:p>
-    <w:p>
-      <w:pPr>
-        <w:pStyle w:val="Normal"/>
-        <w:rPr/>
-      </w:pPr>
-      <w:r>
-        <w:rPr/>
-        <w:t>Al primo tocco o click qualsiasi, il browser sblocca il contesto audio. Da qui in poi l'applicazione è pronta a suonare.</w:t>
-      </w:r>
-    </w:p>
-    <w:p>
-      <w:pPr>
-        <w:pStyle w:val="Heading2"/>
-        <w:rPr/>
-      </w:pPr>
-      <w:bookmarkStart w:id="8" w:name="__RefHeading___Toc14359_251164091"/>
+      <w:bookmarkStart w:id="8" w:name="__RefHeading___Toc22499_251164091"/>
       <w:bookmarkEnd w:id="8"/>
       <w:r>
         <w:rPr/>
@@ -2715,7 +2688,7 @@
         <w:pStyle w:val="Heading2"/>
         <w:rPr/>
       </w:pPr>
-      <w:bookmarkStart w:id="9" w:name="__RefHeading___Toc14361_251164091"/>
+      <w:bookmarkStart w:id="9" w:name="__RefHeading___Toc22501_251164091"/>
       <w:bookmarkEnd w:id="9"/>
       <w:r>
         <w:rPr/>
@@ -2828,7 +2801,7 @@
         <w:pStyle w:val="Heading2"/>
         <w:rPr/>
       </w:pPr>
-      <w:bookmarkStart w:id="10" w:name="__RefHeading___Toc14363_251164091"/>
+      <w:bookmarkStart w:id="10" w:name="__RefHeading___Toc22503_251164091"/>
       <w:bookmarkEnd w:id="10"/>
       <w:r>
         <w:rPr/>
@@ -2912,7 +2885,7 @@
         <w:pStyle w:val="Heading2"/>
         <w:rPr/>
       </w:pPr>
-      <w:bookmarkStart w:id="11" w:name="__RefHeading___Toc14365_251164091"/>
+      <w:bookmarkStart w:id="11" w:name="__RefHeading___Toc22505_251164091"/>
       <w:bookmarkEnd w:id="11"/>
       <w:r>
         <w:rPr/>
@@ -2938,38 +2911,29 @@
         <w:rPr/>
         <w:t>Per esportare il pattern come file JSON premi EXPORT; per condividere via link SHARE (l'URL viene copiato negli appunti).</w:t>
       </w:r>
+      <w:r>
+        <w:br w:type="page"/>
+      </w:r>
     </w:p>
     <w:p>
       <w:pPr>
-        <w:pStyle w:val="Normal"/>
-        <w:rPr/>
-      </w:pPr>
-      <w:r>
-        <w:rPr/>
-      </w:r>
-      <w:r>
-        <w:br w:type="page"/>
+        <w:pStyle w:val="Heading1"/>
+        <w:spacing w:before="0" w:after="120"/>
+        <w:rPr/>
+      </w:pPr>
+      <w:bookmarkStart w:id="12" w:name="__RefHeading___Toc22507_251164091"/>
+      <w:bookmarkEnd w:id="12"/>
+      <w:r>
+        <w:rPr/>
+        <w:t>3. Interfaccia generale</w:t>
       </w:r>
     </w:p>
     <w:p>
       <w:pPr>
-        <w:pStyle w:val="Heading1"/>
-        <w:spacing w:before="0" w:after="120"/>
-        <w:rPr/>
-      </w:pPr>
-      <w:bookmarkStart w:id="12" w:name="__RefHeading___Toc14367_251164091"/>
-      <w:bookmarkEnd w:id="12"/>
-      <w:r>
-        <w:rPr/>
-        <w:t>3. Interfaccia generale</w:t>
-      </w:r>
-    </w:p>
-    <w:p>
-      <w:pPr>
         <w:pStyle w:val="Heading2"/>
         <w:rPr/>
       </w:pPr>
-      <w:bookmarkStart w:id="13" w:name="__RefHeading___Toc14369_251164091"/>
+      <w:bookmarkStart w:id="13" w:name="__RefHeading___Toc22509_251164091"/>
       <w:bookmarkEnd w:id="13"/>
       <w:r>
         <w:rPr/>
@@ -3755,7 +3719,7 @@
         <w:pStyle w:val="Heading2"/>
         <w:rPr/>
       </w:pPr>
-      <w:bookmarkStart w:id="14" w:name="__RefHeading___Toc14371_251164091"/>
+      <w:bookmarkStart w:id="14" w:name="__RefHeading___Toc22511_251164091"/>
       <w:bookmarkEnd w:id="14"/>
       <w:r>
         <w:rPr/>
@@ -3777,7 +3741,7 @@
         <w:pStyle w:val="Heading2"/>
         <w:rPr/>
       </w:pPr>
-      <w:bookmarkStart w:id="15" w:name="__RefHeading___Toc14373_251164091"/>
+      <w:bookmarkStart w:id="15" w:name="__RefHeading___Toc22513_251164091"/>
       <w:bookmarkEnd w:id="15"/>
       <w:r>
         <w:rPr/>
@@ -3793,38 +3757,29 @@
         <w:rPr/>
         <w:t>Su mobile il layout collassa: i pannelli si impilano verticalmente, i bottoni delle modebar si rimpiccoliscono ma restano cliccabili. La tastiera on-screen del basso resta utilizzabile in entrambi gli orientamenti. Per uso intensivo è consigliato il landscape.</w:t>
       </w:r>
+      <w:r>
+        <w:br w:type="page"/>
+      </w:r>
     </w:p>
     <w:p>
       <w:pPr>
-        <w:pStyle w:val="Normal"/>
-        <w:rPr/>
-      </w:pPr>
-      <w:r>
-        <w:rPr/>
-      </w:r>
-      <w:r>
-        <w:br w:type="page"/>
+        <w:pStyle w:val="Heading1"/>
+        <w:spacing w:before="0" w:after="120"/>
+        <w:rPr/>
+      </w:pPr>
+      <w:bookmarkStart w:id="16" w:name="__RefHeading___Toc22515_251164091"/>
+      <w:bookmarkEnd w:id="16"/>
+      <w:r>
+        <w:rPr/>
+        <w:t>4. Drum Machine</w:t>
       </w:r>
     </w:p>
     <w:p>
       <w:pPr>
-        <w:pStyle w:val="Heading1"/>
-        <w:spacing w:before="0" w:after="120"/>
-        <w:rPr/>
-      </w:pPr>
-      <w:bookmarkStart w:id="16" w:name="__RefHeading___Toc14375_251164091"/>
-      <w:bookmarkEnd w:id="16"/>
-      <w:r>
-        <w:rPr/>
-        <w:t>4. Drum Machine</w:t>
-      </w:r>
-    </w:p>
-    <w:p>
-      <w:pPr>
         <w:pStyle w:val="Heading2"/>
         <w:rPr/>
       </w:pPr>
-      <w:bookmarkStart w:id="17" w:name="__RefHeading___Toc14377_251164091"/>
+      <w:bookmarkStart w:id="17" w:name="__RefHeading___Toc22517_251164091"/>
       <w:bookmarkEnd w:id="17"/>
       <w:r>
         <w:rPr/>
@@ -4859,7 +4814,7 @@
         <w:pStyle w:val="Heading2"/>
         <w:rPr/>
       </w:pPr>
-      <w:bookmarkStart w:id="18" w:name="__RefHeading___Toc14379_251164091"/>
+      <w:bookmarkStart w:id="18" w:name="__RefHeading___Toc22519_251164091"/>
       <w:bookmarkEnd w:id="18"/>
       <w:r>
         <w:rPr/>
@@ -4891,7 +4846,7 @@
         <w:pStyle w:val="Heading2"/>
         <w:rPr/>
       </w:pPr>
-      <w:bookmarkStart w:id="19" w:name="__RefHeading___Toc14381_251164091"/>
+      <w:bookmarkStart w:id="19" w:name="__RefHeading___Toc22521_251164091"/>
       <w:bookmarkEnd w:id="19"/>
       <w:r>
         <w:rPr/>
@@ -5391,7 +5346,7 @@
         <w:pStyle w:val="Heading2"/>
         <w:rPr/>
       </w:pPr>
-      <w:bookmarkStart w:id="20" w:name="__RefHeading___Toc14383_251164091"/>
+      <w:bookmarkStart w:id="20" w:name="__RefHeading___Toc22523_251164091"/>
       <w:bookmarkEnd w:id="20"/>
       <w:r>
         <w:rPr/>
@@ -5475,7 +5430,7 @@
         <w:pStyle w:val="Heading2"/>
         <w:rPr/>
       </w:pPr>
-      <w:bookmarkStart w:id="21" w:name="__RefHeading___Toc14385_251164091"/>
+      <w:bookmarkStart w:id="21" w:name="__RefHeading___Toc22525_251164091"/>
       <w:bookmarkEnd w:id="21"/>
       <w:r>
         <w:rPr/>
@@ -6342,7 +6297,7 @@
         <w:pStyle w:val="Heading2"/>
         <w:rPr/>
       </w:pPr>
-      <w:bookmarkStart w:id="22" w:name="__RefHeading___Toc14387_251164091"/>
+      <w:bookmarkStart w:id="22" w:name="__RefHeading___Toc22527_251164091"/>
       <w:bookmarkEnd w:id="22"/>
       <w:r>
         <w:rPr/>
@@ -6386,7 +6341,7 @@
         <w:pStyle w:val="Heading2"/>
         <w:rPr/>
       </w:pPr>
-      <w:bookmarkStart w:id="23" w:name="__RefHeading___Toc14389_251164091"/>
+      <w:bookmarkStart w:id="23" w:name="__RefHeading___Toc22529_251164091"/>
       <w:bookmarkEnd w:id="23"/>
       <w:r>
         <w:rPr/>
@@ -6402,38 +6357,29 @@
         <w:rPr/>
         <w:t>Nell'header in alto a destra ci sono due slider master: uno per il bus drum, uno per il bus bass. Sono indipendenti e si applicano a valle di ogni traccia ma a monte del master globale, quindi vengono rispettati dal bounce WAV e dal REC live. Il valore di default è 90 per il drum e 80 per il bass; doppio click ripristina il default.</w:t>
       </w:r>
+      <w:r>
+        <w:br w:type="page"/>
+      </w:r>
     </w:p>
     <w:p>
       <w:pPr>
-        <w:pStyle w:val="Normal"/>
-        <w:rPr/>
-      </w:pPr>
-      <w:r>
-        <w:rPr/>
-      </w:r>
-      <w:r>
-        <w:br w:type="page"/>
+        <w:pStyle w:val="Heading1"/>
+        <w:spacing w:before="0" w:after="120"/>
+        <w:rPr/>
+      </w:pPr>
+      <w:bookmarkStart w:id="24" w:name="__RefHeading___Toc22531_251164091"/>
+      <w:bookmarkEnd w:id="24"/>
+      <w:r>
+        <w:rPr/>
+        <w:t>5. Bass Synth</w:t>
       </w:r>
     </w:p>
     <w:p>
       <w:pPr>
-        <w:pStyle w:val="Heading1"/>
-        <w:spacing w:before="0" w:after="120"/>
-        <w:rPr/>
-      </w:pPr>
-      <w:bookmarkStart w:id="24" w:name="__RefHeading___Toc14391_251164091"/>
-      <w:bookmarkEnd w:id="24"/>
-      <w:r>
-        <w:rPr/>
-        <w:t>5. Bass Synth</w:t>
-      </w:r>
-    </w:p>
-    <w:p>
-      <w:pPr>
         <w:pStyle w:val="Heading2"/>
         <w:rPr/>
       </w:pPr>
-      <w:bookmarkStart w:id="25" w:name="__RefHeading___Toc14393_251164091"/>
+      <w:bookmarkStart w:id="25" w:name="__RefHeading___Toc22533_251164091"/>
       <w:bookmarkEnd w:id="25"/>
       <w:r>
         <w:rPr/>
@@ -6563,7 +6509,7 @@
         <w:pStyle w:val="Heading2"/>
         <w:rPr/>
       </w:pPr>
-      <w:bookmarkStart w:id="26" w:name="__RefHeading___Toc14395_251164091"/>
+      <w:bookmarkStart w:id="26" w:name="__RefHeading___Toc22535_251164091"/>
       <w:bookmarkEnd w:id="26"/>
       <w:r>
         <w:rPr/>
@@ -7272,7 +7218,7 @@
         <w:pStyle w:val="Heading2"/>
         <w:rPr/>
       </w:pPr>
-      <w:bookmarkStart w:id="27" w:name="__RefHeading___Toc14397_251164091"/>
+      <w:bookmarkStart w:id="27" w:name="__RefHeading___Toc22537_251164091"/>
       <w:bookmarkEnd w:id="27"/>
       <w:r>
         <w:rPr/>
@@ -7762,7 +7708,7 @@
         <w:pStyle w:val="Heading2"/>
         <w:rPr/>
       </w:pPr>
-      <w:bookmarkStart w:id="28" w:name="__RefHeading___Toc14399_251164091"/>
+      <w:bookmarkStart w:id="28" w:name="__RefHeading___Toc22539_251164091"/>
       <w:bookmarkEnd w:id="28"/>
       <w:r>
         <w:rPr/>
@@ -7984,7 +7930,7 @@
         <w:pStyle w:val="Heading2"/>
         <w:rPr/>
       </w:pPr>
-      <w:bookmarkStart w:id="29" w:name="__RefHeading___Toc14401_251164091"/>
+      <w:bookmarkStart w:id="29" w:name="__RefHeading___Toc22541_251164091"/>
       <w:bookmarkEnd w:id="29"/>
       <w:r>
         <w:rPr/>
@@ -8944,7 +8890,7 @@
         <w:pStyle w:val="Heading2"/>
         <w:rPr/>
       </w:pPr>
-      <w:bookmarkStart w:id="30" w:name="__RefHeading___Toc14403_251164091"/>
+      <w:bookmarkStart w:id="30" w:name="__RefHeading___Toc22543_251164091"/>
       <w:bookmarkEnd w:id="30"/>
       <w:r>
         <w:rPr/>
@@ -8960,38 +8906,29 @@
         <w:rPr/>
         <w:t>Le note bass vengono inviate sul canale MIDI 2; le drum restano sul canale 10 GM standard (kick=36, snare=38, hihat=42, openhat=46, clap=39, tom=45, rim=37, cow=56). Si può quindi triggerare uno strumento esterno via MIDI con il sequencer del basso senza interferenze con le drum.</w:t>
       </w:r>
+      <w:r>
+        <w:br w:type="page"/>
+      </w:r>
     </w:p>
     <w:p>
       <w:pPr>
-        <w:pStyle w:val="Normal"/>
-        <w:rPr/>
-      </w:pPr>
-      <w:r>
-        <w:rPr/>
-      </w:r>
-      <w:r>
-        <w:br w:type="page"/>
+        <w:pStyle w:val="Heading1"/>
+        <w:spacing w:before="0" w:after="120"/>
+        <w:rPr/>
+      </w:pPr>
+      <w:bookmarkStart w:id="31" w:name="__RefHeading___Toc22545_251164091"/>
+      <w:bookmarkEnd w:id="31"/>
+      <w:r>
+        <w:rPr/>
+        <w:t>6. Performance Modes</w:t>
       </w:r>
     </w:p>
     <w:p>
       <w:pPr>
-        <w:pStyle w:val="Heading1"/>
-        <w:spacing w:before="0" w:after="120"/>
-        <w:rPr/>
-      </w:pPr>
-      <w:bookmarkStart w:id="31" w:name="__RefHeading___Toc14405_251164091"/>
-      <w:bookmarkEnd w:id="31"/>
-      <w:r>
-        <w:rPr/>
-        <w:t>6. Performance Modes</w:t>
-      </w:r>
-    </w:p>
-    <w:p>
-      <w:pPr>
         <w:pStyle w:val="Heading2"/>
         <w:rPr/>
       </w:pPr>
-      <w:bookmarkStart w:id="32" w:name="__RefHeading___Toc14407_251164091"/>
+      <w:bookmarkStart w:id="32" w:name="__RefHeading___Toc22547_251164091"/>
       <w:bookmarkEnd w:id="32"/>
       <w:r>
         <w:rPr/>
@@ -9036,7 +8973,7 @@
         <w:pStyle w:val="Heading2"/>
         <w:rPr/>
       </w:pPr>
-      <w:bookmarkStart w:id="33" w:name="__RefHeading___Toc14409_251164091"/>
+      <w:bookmarkStart w:id="33" w:name="__RefHeading___Toc22549_251164091"/>
       <w:bookmarkEnd w:id="33"/>
       <w:r>
         <w:rPr/>
@@ -9619,7 +9556,7 @@
         <w:pStyle w:val="Heading2"/>
         <w:rPr/>
       </w:pPr>
-      <w:bookmarkStart w:id="34" w:name="__RefHeading___Toc14411_251164091"/>
+      <w:bookmarkStart w:id="34" w:name="__RefHeading___Toc22551_251164091"/>
       <w:bookmarkEnd w:id="34"/>
       <w:r>
         <w:rPr/>
@@ -9671,7 +9608,7 @@
         <w:pStyle w:val="Heading2"/>
         <w:rPr/>
       </w:pPr>
-      <w:bookmarkStart w:id="35" w:name="__RefHeading___Toc14413_251164091"/>
+      <w:bookmarkStart w:id="35" w:name="__RefHeading___Toc22553_251164091"/>
       <w:bookmarkEnd w:id="35"/>
       <w:r>
         <w:rPr/>
@@ -9706,7 +9643,7 @@
         <w:pStyle w:val="Heading2"/>
         <w:rPr/>
       </w:pPr>
-      <w:bookmarkStart w:id="36" w:name="__RefHeading___Toc14415_251164091"/>
+      <w:bookmarkStart w:id="36" w:name="__RefHeading___Toc22555_251164091"/>
       <w:bookmarkEnd w:id="36"/>
       <w:r>
         <w:rPr/>
@@ -9722,38 +9659,29 @@
         <w:rPr/>
         <w:t>La modalità performance è salvata insieme al resto dello stato negli slot locali, nel JSON v3 (campo performanceMode al root) e nello share link (in via implicita: il pattern si carica e poi la modalità viene ripristinata dal JSON).</w:t>
       </w:r>
+      <w:r>
+        <w:br w:type="page"/>
+      </w:r>
     </w:p>
     <w:p>
       <w:pPr>
-        <w:pStyle w:val="Normal"/>
-        <w:rPr/>
-      </w:pPr>
-      <w:r>
-        <w:rPr/>
-      </w:r>
-      <w:r>
-        <w:br w:type="page"/>
+        <w:pStyle w:val="Heading1"/>
+        <w:spacing w:before="0" w:after="120"/>
+        <w:rPr/>
+      </w:pPr>
+      <w:bookmarkStart w:id="37" w:name="__RefHeading___Toc22557_251164091"/>
+      <w:bookmarkEnd w:id="37"/>
+      <w:r>
+        <w:rPr/>
+        <w:t>7. Demo Library</w:t>
       </w:r>
     </w:p>
     <w:p>
       <w:pPr>
-        <w:pStyle w:val="Heading1"/>
-        <w:spacing w:before="0" w:after="120"/>
-        <w:rPr/>
-      </w:pPr>
-      <w:bookmarkStart w:id="37" w:name="__RefHeading___Toc14417_251164091"/>
-      <w:bookmarkEnd w:id="37"/>
-      <w:r>
-        <w:rPr/>
-        <w:t>7. Demo Library</w:t>
-      </w:r>
-    </w:p>
-    <w:p>
-      <w:pPr>
         <w:pStyle w:val="Heading2"/>
         <w:rPr/>
       </w:pPr>
-      <w:bookmarkStart w:id="38" w:name="__RefHeading___Toc14419_251164091"/>
+      <w:bookmarkStart w:id="38" w:name="__RefHeading___Toc22559_251164091"/>
       <w:bookmarkEnd w:id="38"/>
       <w:r>
         <w:rPr/>
@@ -10716,7 +10644,7 @@
         <w:pStyle w:val="Heading2"/>
         <w:rPr/>
       </w:pPr>
-      <w:bookmarkStart w:id="39" w:name="__RefHeading___Toc14421_251164091"/>
+      <w:bookmarkStart w:id="39" w:name="__RefHeading___Toc22561_251164091"/>
       <w:bookmarkEnd w:id="39"/>
       <w:r>
         <w:rPr/>
@@ -11898,7 +11826,7 @@
         <w:pStyle w:val="Heading2"/>
         <w:rPr/>
       </w:pPr>
-      <w:bookmarkStart w:id="40" w:name="__RefHeading___Toc14423_251164091"/>
+      <w:bookmarkStart w:id="40" w:name="__RefHeading___Toc22563_251164091"/>
       <w:bookmarkEnd w:id="40"/>
       <w:r>
         <w:rPr/>
@@ -13019,7 +12947,7 @@
         <w:pStyle w:val="Heading2"/>
         <w:rPr/>
       </w:pPr>
-      <w:bookmarkStart w:id="41" w:name="__RefHeading___Toc14425_251164091"/>
+      <w:bookmarkStart w:id="41" w:name="__RefHeading___Toc22565_251164091"/>
       <w:bookmarkEnd w:id="41"/>
       <w:r>
         <w:rPr/>
@@ -13924,7 +13852,7 @@
         <w:pStyle w:val="Heading2"/>
         <w:rPr/>
       </w:pPr>
-      <w:bookmarkStart w:id="42" w:name="__RefHeading___Toc14427_251164091"/>
+      <w:bookmarkStart w:id="42" w:name="__RefHeading___Toc22567_251164091"/>
       <w:bookmarkEnd w:id="42"/>
       <w:r>
         <w:rPr/>
@@ -14832,7 +14760,7 @@
         <w:pStyle w:val="Heading2"/>
         <w:rPr/>
       </w:pPr>
-      <w:bookmarkStart w:id="43" w:name="__RefHeading___Toc14429_251164091"/>
+      <w:bookmarkStart w:id="43" w:name="__RefHeading___Toc22569_251164091"/>
       <w:bookmarkEnd w:id="43"/>
       <w:r>
         <w:rPr/>
@@ -15777,7 +15705,7 @@
         <w:pStyle w:val="Heading2"/>
         <w:rPr/>
       </w:pPr>
-      <w:bookmarkStart w:id="44" w:name="__RefHeading___Toc14431_251164091"/>
+      <w:bookmarkStart w:id="44" w:name="__RefHeading___Toc22571_251164091"/>
       <w:bookmarkEnd w:id="44"/>
       <w:r>
         <w:rPr/>
@@ -15811,38 +15739,29 @@
         </w:rPr>
         <w:t>Tutte le demo sono ricostruzioni ritmico-armoniche generiche ispirate ai loro generi di riferimento. Non sono trascrizioni né copie di brani originali; non riproducono melodie protette da copyright. I nomi tipo "Billie Jean-style" o "Seven Nation Army" indicano lo stile, non il brano.</w:t>
       </w:r>
+      <w:r>
+        <w:br w:type="page"/>
+      </w:r>
     </w:p>
     <w:p>
       <w:pPr>
-        <w:pStyle w:val="Normal"/>
-        <w:rPr/>
-      </w:pPr>
-      <w:r>
-        <w:rPr/>
-      </w:r>
-      <w:r>
-        <w:br w:type="page"/>
+        <w:pStyle w:val="Heading1"/>
+        <w:spacing w:before="0" w:after="120"/>
+        <w:rPr/>
+      </w:pPr>
+      <w:bookmarkStart w:id="45" w:name="__RefHeading___Toc22573_251164091"/>
+      <w:bookmarkEnd w:id="45"/>
+      <w:r>
+        <w:rPr/>
+        <w:t>8. Workflow esempi</w:t>
       </w:r>
     </w:p>
     <w:p>
       <w:pPr>
-        <w:pStyle w:val="Heading1"/>
-        <w:spacing w:before="0" w:after="120"/>
-        <w:rPr/>
-      </w:pPr>
-      <w:bookmarkStart w:id="45" w:name="__RefHeading___Toc14433_251164091"/>
-      <w:bookmarkEnd w:id="45"/>
-      <w:r>
-        <w:rPr/>
-        <w:t>8. Workflow esempi</w:t>
-      </w:r>
-    </w:p>
-    <w:p>
-      <w:pPr>
         <w:pStyle w:val="Heading2"/>
         <w:rPr/>
       </w:pPr>
-      <w:bookmarkStart w:id="46" w:name="__RefHeading___Toc14435_251164091"/>
+      <w:bookmarkStart w:id="46" w:name="__RefHeading___Toc22575_251164091"/>
       <w:bookmarkEnd w:id="46"/>
       <w:r>
         <w:rPr/>
@@ -15980,7 +15899,7 @@
         <w:pStyle w:val="Heading2"/>
         <w:rPr/>
       </w:pPr>
-      <w:bookmarkStart w:id="47" w:name="__RefHeading___Toc14437_251164091"/>
+      <w:bookmarkStart w:id="47" w:name="__RefHeading___Toc22577_251164091"/>
       <w:bookmarkEnd w:id="47"/>
       <w:r>
         <w:rPr/>
@@ -16044,7 +15963,7 @@
         <w:pStyle w:val="Heading2"/>
         <w:rPr/>
       </w:pPr>
-      <w:bookmarkStart w:id="48" w:name="__RefHeading___Toc14439_251164091"/>
+      <w:bookmarkStart w:id="48" w:name="__RefHeading___Toc22579_251164091"/>
       <w:bookmarkEnd w:id="48"/>
       <w:r>
         <w:rPr/>
@@ -16174,7 +16093,7 @@
         <w:pStyle w:val="Heading2"/>
         <w:rPr/>
       </w:pPr>
-      <w:bookmarkStart w:id="49" w:name="__RefHeading___Toc14441_251164091"/>
+      <w:bookmarkStart w:id="49" w:name="__RefHeading___Toc22581_251164091"/>
       <w:bookmarkEnd w:id="49"/>
       <w:r>
         <w:rPr/>
@@ -16246,42 +16165,43 @@
         <w:rPr/>
         <w:t>Tieni le cuffie: WIDE produce uno spread stereo immediatamente percepibile, SUB cambia radicalmente il bilanciamento basso, PUNCH aggiunge mordente e accorcia la coda.</w:t>
       </w:r>
+      <w:r>
+        <w:br w:type="page"/>
+      </w:r>
     </w:p>
     <w:p>
       <w:pPr>
-        <w:pStyle w:val="Normal"/>
-        <w:rPr/>
-      </w:pPr>
-      <w:r>
-        <w:rPr/>
-      </w:r>
-      <w:r>
-        <w:br w:type="page"/>
+        <w:pStyle w:val="Heading1"/>
+        <w:spacing w:before="0" w:after="120"/>
+        <w:rPr/>
+      </w:pPr>
+      <w:bookmarkStart w:id="50" w:name="__RefHeading___Toc22583_251164091"/>
+      <w:bookmarkEnd w:id="50"/>
+      <w:r>
+        <w:rPr/>
+        <w:t>9. Funzionalità avanzate</w:t>
       </w:r>
     </w:p>
     <w:p>
       <w:pPr>
-        <w:pStyle w:val="Heading1"/>
-        <w:spacing w:before="0" w:after="120"/>
-        <w:rPr/>
-      </w:pPr>
-      <w:bookmarkStart w:id="50" w:name="__RefHeading___Toc14443_251164091"/>
-      <w:bookmarkEnd w:id="50"/>
-      <w:r>
-        <w:rPr/>
-        <w:t>9. Funzionalità avanzate</w:t>
+        <w:pStyle w:val="Heading2"/>
+        <w:rPr/>
+      </w:pPr>
+      <w:bookmarkStart w:id="51" w:name="__RefHeading___Toc22585_251164091"/>
+      <w:bookmarkEnd w:id="51"/>
+      <w:r>
+        <w:rPr/>
+        <w:t>9.1 Slot localStorage A/B/C/D</w:t>
       </w:r>
     </w:p>
     <w:p>
       <w:pPr>
-        <w:pStyle w:val="Heading2"/>
-        <w:rPr/>
-      </w:pPr>
-      <w:bookmarkStart w:id="51" w:name="__RefHeading___Toc14445_251164091"/>
-      <w:bookmarkEnd w:id="51"/>
-      <w:r>
-        <w:rPr/>
-        <w:t>9.1 Slot localStorage A/B/C/D</w:t>
+        <w:pStyle w:val="Normal"/>
+        <w:rPr/>
+      </w:pPr>
+      <w:r>
+        <w:rPr/>
+        <w:t>Quattro slot di salvataggio rapido nella sezione STORAGE. Tap breve su un bottone carica lo slot, tieni premuto per mezzo secondo per salvare lo stato corrente. Lo slot mostra un pallino di conferma quando è popolato.</w:t>
       </w:r>
     </w:p>
     <w:p>
@@ -16291,7 +16211,7 @@
       </w:pPr>
       <w:r>
         <w:rPr/>
-        <w:t>Quattro slot di salvataggio rapido nella sezione STORAGE. Tap breve su un bottone carica lo slot, tieni premuto per mezzo secondo per salvare lo stato corrente. Lo slot mostra un pallino di conferma quando è popolato.</w:t>
+        <w:t>Il contenuto salvato include: pattern drum, pattern bass step, live loop bass, parametri di traccia drum, parametri di traccia bass, BPM, swing, lunghezza pattern, song sequence, master mixer, modalità bass (step/looper), Performance Mode.</w:t>
       </w:r>
     </w:p>
     <w:p>
@@ -16301,29 +16221,29 @@
       </w:pPr>
       <w:r>
         <w:rPr/>
-        <w:t>Il contenuto salvato include: pattern drum, pattern bass step, live loop bass, parametri di traccia drum, parametri di traccia bass, BPM, swing, lunghezza pattern, song sequence, master mixer, modalità bass (step/looper), Performance Mode.</w:t>
+        <w:t>I dati sono persistiti in localStorage, quindi sopravvivono a reload e chiusure dell'app, ma non a un cambio di browser o a un wipe del profilo.</w:t>
       </w:r>
     </w:p>
     <w:p>
       <w:pPr>
-        <w:pStyle w:val="Normal"/>
-        <w:rPr/>
-      </w:pPr>
-      <w:r>
-        <w:rPr/>
-        <w:t>I dati sono persistiti in localStorage, quindi sopravvivono a reload e chiusure dell'app, ma non a un cambio di browser o a un wipe del profilo.</w:t>
+        <w:pStyle w:val="Heading2"/>
+        <w:rPr/>
+      </w:pPr>
+      <w:bookmarkStart w:id="52" w:name="__RefHeading___Toc22587_251164091"/>
+      <w:bookmarkEnd w:id="52"/>
+      <w:r>
+        <w:rPr/>
+        <w:t>9.2 Export / Import JSON v3</w:t>
       </w:r>
     </w:p>
     <w:p>
       <w:pPr>
-        <w:pStyle w:val="Heading2"/>
-        <w:rPr/>
-      </w:pPr>
-      <w:bookmarkStart w:id="52" w:name="__RefHeading___Toc14447_251164091"/>
-      <w:bookmarkEnd w:id="52"/>
-      <w:r>
-        <w:rPr/>
-        <w:t>9.2 Export / Import JSON v3</w:t>
+        <w:pStyle w:val="Normal"/>
+        <w:rPr/>
+      </w:pPr>
+      <w:r>
+        <w:rPr/>
+        <w:t>Il bottone EXPORT scarica il set corrente come file .json in formato v3 (vedi appendice). IMPORT apre un file picker per caricare un .json esportato in precedenza, una demo della libreria, o un set ricevuto da altri.</w:t>
       </w:r>
     </w:p>
     <w:p>
@@ -16333,25 +16253,15 @@
       </w:pPr>
       <w:r>
         <w:rPr/>
-        <w:t>Il bottone EXPORT scarica il set corrente come file .json in formato v3 (vedi appendice). IMPORT apre un file picker per caricare un .json esportato in precedenza, una demo della libreria, o un set ricevuto da altri.</w:t>
+        <w:t>I file v1 e v2 (DrumAPP originale) si caricano normalmente; il blocco bass viene inizializzato vuoto. I file v3 senza il campo performanceMode (le cinque demo bass storiche) caricano in CLASSIC.</w:t>
       </w:r>
     </w:p>
     <w:p>
       <w:pPr>
-        <w:pStyle w:val="Normal"/>
-        <w:rPr/>
-      </w:pPr>
-      <w:r>
-        <w:rPr/>
-        <w:t>I file v1 e v2 (DrumAPP originale) si caricano normalmente; il blocco bass viene inizializzato vuoto. I file v3 senza il campo performanceMode (le cinque demo bass storiche) caricano in CLASSIC.</w:t>
-      </w:r>
-    </w:p>
-    <w:p>
-      <w:pPr>
         <w:pStyle w:val="Heading2"/>
         <w:rPr/>
       </w:pPr>
-      <w:bookmarkStart w:id="53" w:name="__RefHeading___Toc14449_251164091"/>
+      <w:bookmarkStart w:id="53" w:name="__RefHeading___Toc22589_251164091"/>
       <w:bookmarkEnd w:id="53"/>
       <w:r>
         <w:rPr/>
@@ -16425,7 +16335,7 @@
         <w:pStyle w:val="Heading2"/>
         <w:rPr/>
       </w:pPr>
-      <w:bookmarkStart w:id="54" w:name="__RefHeading___Toc14451_251164091"/>
+      <w:bookmarkStart w:id="54" w:name="__RefHeading___Toc22591_251164091"/>
       <w:bookmarkEnd w:id="54"/>
       <w:r>
         <w:rPr/>
@@ -16523,7 +16433,7 @@
         <w:pStyle w:val="Heading2"/>
         <w:rPr/>
       </w:pPr>
-      <w:bookmarkStart w:id="55" w:name="__RefHeading___Toc14453_251164091"/>
+      <w:bookmarkStart w:id="55" w:name="__RefHeading___Toc22593_251164091"/>
       <w:bookmarkEnd w:id="55"/>
       <w:r>
         <w:rPr/>
@@ -16583,7 +16493,7 @@
         <w:pStyle w:val="Heading2"/>
         <w:rPr/>
       </w:pPr>
-      <w:bookmarkStart w:id="56" w:name="__RefHeading___Toc14455_251164091"/>
+      <w:bookmarkStart w:id="56" w:name="__RefHeading___Toc22595_251164091"/>
       <w:bookmarkEnd w:id="56"/>
       <w:r>
         <w:rPr/>
@@ -17316,7 +17226,7 @@
         <w:pStyle w:val="Heading2"/>
         <w:rPr/>
       </w:pPr>
-      <w:bookmarkStart w:id="57" w:name="__RefHeading___Toc14457_251164091"/>
+      <w:bookmarkStart w:id="57" w:name="__RefHeading___Toc22597_251164091"/>
       <w:bookmarkEnd w:id="57"/>
       <w:r>
         <w:rPr/>
@@ -17390,7 +17300,7 @@
         <w:pStyle w:val="Heading2"/>
         <w:rPr/>
       </w:pPr>
-      <w:bookmarkStart w:id="58" w:name="__RefHeading___Toc14459_251164091"/>
+      <w:bookmarkStart w:id="58" w:name="__RefHeading___Toc22599_251164091"/>
       <w:bookmarkEnd w:id="58"/>
       <w:r>
         <w:rPr/>
@@ -17422,7 +17332,7 @@
         <w:pStyle w:val="Heading2"/>
         <w:rPr/>
       </w:pPr>
-      <w:bookmarkStart w:id="59" w:name="__RefHeading___Toc14461_251164091"/>
+      <w:bookmarkStart w:id="59" w:name="__RefHeading___Toc22601_251164091"/>
       <w:bookmarkEnd w:id="59"/>
       <w:r>
         <w:rPr/>
@@ -17453,7 +17363,7 @@
         <w:pStyle w:val="Heading2"/>
         <w:rPr/>
       </w:pPr>
-      <w:bookmarkStart w:id="60" w:name="__RefHeading___Toc14463_251164091"/>
+      <w:bookmarkStart w:id="60" w:name="__RefHeading___Toc22603_251164091"/>
       <w:bookmarkEnd w:id="60"/>
       <w:r>
         <w:rPr/>
@@ -17469,38 +17379,29 @@
         <w:rPr/>
         <w:t>HUMANIZE (toggle nella modebar) applica micro-variazioni casuali di timing e velocity ad ogni step, su drum e bass insieme. METRO attiva un click in alta frequenza sul primo beat e in bassa frequenza sugli altri, utile per pratica e registrazione.</w:t>
       </w:r>
+      <w:r>
+        <w:br w:type="page"/>
+      </w:r>
     </w:p>
     <w:p>
       <w:pPr>
-        <w:pStyle w:val="Normal"/>
-        <w:rPr/>
-      </w:pPr>
-      <w:r>
-        <w:rPr/>
-      </w:r>
-      <w:r>
-        <w:br w:type="page"/>
+        <w:pStyle w:val="Heading1"/>
+        <w:spacing w:before="0" w:after="120"/>
+        <w:rPr/>
+      </w:pPr>
+      <w:bookmarkStart w:id="61" w:name="__RefHeading___Toc22605_251164091"/>
+      <w:bookmarkEnd w:id="61"/>
+      <w:r>
+        <w:rPr/>
+        <w:t>10. Shortcut tastiera</w:t>
       </w:r>
     </w:p>
     <w:p>
       <w:pPr>
-        <w:pStyle w:val="Heading1"/>
-        <w:spacing w:before="0" w:after="120"/>
-        <w:rPr/>
-      </w:pPr>
-      <w:bookmarkStart w:id="61" w:name="__RefHeading___Toc14465_251164091"/>
-      <w:bookmarkEnd w:id="61"/>
-      <w:r>
-        <w:rPr/>
-        <w:t>10. Shortcut tastiera</w:t>
-      </w:r>
-    </w:p>
-    <w:p>
-      <w:pPr>
         <w:pStyle w:val="Heading2"/>
         <w:rPr/>
       </w:pPr>
-      <w:bookmarkStart w:id="62" w:name="__RefHeading___Toc14467_251164091"/>
+      <w:bookmarkStart w:id="62" w:name="__RefHeading___Toc22607_251164091"/>
       <w:bookmarkEnd w:id="62"/>
       <w:r>
         <w:rPr/>
@@ -18759,7 +18660,7 @@
         <w:pStyle w:val="Heading2"/>
         <w:rPr/>
       </w:pPr>
-      <w:bookmarkStart w:id="63" w:name="__RefHeading___Toc14469_251164091"/>
+      <w:bookmarkStart w:id="63" w:name="__RefHeading___Toc22609_251164091"/>
       <w:bookmarkEnd w:id="63"/>
       <w:r>
         <w:rPr/>
@@ -19105,26 +19006,17 @@
         <w:rPr/>
         <w:t>Le note pianistiche partono dalla C dell'ottava corrente (default 2). A = C, W = C#, S = D, E = D#, D = E, F = F, T = F#, G = G, Y = G#, H = A, U = A#, J = B, K = C ottava sopra.</w:t>
       </w:r>
+      <w:r>
+        <w:br w:type="page"/>
+      </w:r>
     </w:p>
     <w:p>
       <w:pPr>
-        <w:pStyle w:val="Normal"/>
-        <w:rPr/>
-      </w:pPr>
-      <w:r>
-        <w:rPr/>
-      </w:r>
-      <w:r>
-        <w:br w:type="page"/>
-      </w:r>
-    </w:p>
-    <w:p>
-      <w:pPr>
         <w:pStyle w:val="Heading1"/>
         <w:spacing w:before="0" w:after="120"/>
         <w:rPr/>
       </w:pPr>
-      <w:bookmarkStart w:id="64" w:name="__RefHeading___Toc14471_251164091"/>
+      <w:bookmarkStart w:id="64" w:name="__RefHeading___Toc22611_251164091"/>
       <w:bookmarkEnd w:id="64"/>
       <w:r>
         <w:rPr/>
@@ -19154,7 +19046,7 @@
         <w:pStyle w:val="Heading2"/>
         <w:rPr/>
       </w:pPr>
-      <w:bookmarkStart w:id="65" w:name="__RefHeading___Toc14473_251164091"/>
+      <w:bookmarkStart w:id="65" w:name="__RefHeading___Toc22613_251164091"/>
       <w:bookmarkEnd w:id="65"/>
       <w:r>
         <w:rPr/>
@@ -19186,7 +19078,7 @@
         <w:pStyle w:val="Heading2"/>
         <w:rPr/>
       </w:pPr>
-      <w:bookmarkStart w:id="66" w:name="__RefHeading___Toc14475_251164091"/>
+      <w:bookmarkStart w:id="66" w:name="__RefHeading___Toc22615_251164091"/>
       <w:bookmarkEnd w:id="66"/>
       <w:r>
         <w:rPr/>
@@ -19208,7 +19100,7 @@
         <w:pStyle w:val="Heading2"/>
         <w:rPr/>
       </w:pPr>
-      <w:bookmarkStart w:id="67" w:name="__RefHeading___Toc14477_251164091"/>
+      <w:bookmarkStart w:id="67" w:name="__RefHeading___Toc22617_251164091"/>
       <w:bookmarkEnd w:id="67"/>
       <w:r>
         <w:rPr/>
@@ -19230,7 +19122,7 @@
         <w:pStyle w:val="Heading2"/>
         <w:rPr/>
       </w:pPr>
-      <w:bookmarkStart w:id="68" w:name="__RefHeading___Toc14479_251164091"/>
+      <w:bookmarkStart w:id="68" w:name="__RefHeading___Toc22619_251164091"/>
       <w:bookmarkEnd w:id="68"/>
       <w:r>
         <w:rPr/>
@@ -19252,7 +19144,7 @@
         <w:pStyle w:val="Heading2"/>
         <w:rPr/>
       </w:pPr>
-      <w:bookmarkStart w:id="69" w:name="__RefHeading___Toc14481_251164091"/>
+      <w:bookmarkStart w:id="69" w:name="__RefHeading___Toc22621_251164091"/>
       <w:bookmarkEnd w:id="69"/>
       <w:r>
         <w:rPr/>
@@ -19274,7 +19166,7 @@
         <w:pStyle w:val="Heading2"/>
         <w:rPr/>
       </w:pPr>
-      <w:bookmarkStart w:id="70" w:name="__RefHeading___Toc14483_251164091"/>
+      <w:bookmarkStart w:id="70" w:name="__RefHeading___Toc22623_251164091"/>
       <w:bookmarkEnd w:id="70"/>
       <w:r>
         <w:rPr/>
@@ -19296,7 +19188,7 @@
         <w:pStyle w:val="Heading2"/>
         <w:rPr/>
       </w:pPr>
-      <w:bookmarkStart w:id="71" w:name="__RefHeading___Toc14485_251164091"/>
+      <w:bookmarkStart w:id="71" w:name="__RefHeading___Toc22625_251164091"/>
       <w:bookmarkEnd w:id="71"/>
       <w:r>
         <w:rPr/>
@@ -19318,7 +19210,7 @@
         <w:pStyle w:val="Heading2"/>
         <w:rPr/>
       </w:pPr>
-      <w:bookmarkStart w:id="72" w:name="__RefHeading___Toc14487_251164091"/>
+      <w:bookmarkStart w:id="72" w:name="__RefHeading___Toc22627_251164091"/>
       <w:bookmarkEnd w:id="72"/>
       <w:r>
         <w:rPr/>
@@ -19340,7 +19232,7 @@
         <w:pStyle w:val="Heading2"/>
         <w:rPr/>
       </w:pPr>
-      <w:bookmarkStart w:id="73" w:name="__RefHeading___Toc14489_251164091"/>
+      <w:bookmarkStart w:id="73" w:name="__RefHeading___Toc22629_251164091"/>
       <w:bookmarkEnd w:id="73"/>
       <w:r>
         <w:rPr/>
@@ -19362,7 +19254,7 @@
         <w:pStyle w:val="Heading2"/>
         <w:rPr/>
       </w:pPr>
-      <w:bookmarkStart w:id="74" w:name="__RefHeading___Toc14491_251164091"/>
+      <w:bookmarkStart w:id="74" w:name="__RefHeading___Toc22631_251164091"/>
       <w:bookmarkEnd w:id="74"/>
       <w:r>
         <w:rPr/>
@@ -19378,26 +19270,17 @@
         <w:rPr/>
         <w:t>L'autore sta valutando — sulla base del feedback ricevuto durante la fase di anteprima — di aprire un canale Telegram o un forum Discord dedicato per chi usa l'app, dove condividere demo, fare contest periodici (per esempio "best 30-second bassline del mese"), e raccogliere bug report e idee in modo più strutturato rispetto a WhatsApp.</w:t>
       </w:r>
+      <w:r>
+        <w:br w:type="page"/>
+      </w:r>
     </w:p>
     <w:p>
       <w:pPr>
-        <w:pStyle w:val="Normal"/>
-        <w:rPr/>
-      </w:pPr>
-      <w:r>
-        <w:rPr/>
-      </w:r>
-      <w:r>
-        <w:br w:type="page"/>
-      </w:r>
-    </w:p>
-    <w:p>
-      <w:pPr>
         <w:pStyle w:val="Heading1"/>
         <w:spacing w:before="0" w:after="120"/>
         <w:rPr/>
       </w:pPr>
-      <w:bookmarkStart w:id="75" w:name="__RefHeading___Toc14493_251164091"/>
+      <w:bookmarkStart w:id="75" w:name="__RefHeading___Toc22633_251164091"/>
       <w:bookmarkEnd w:id="75"/>
       <w:r>
         <w:rPr/>
@@ -19633,38 +19516,29 @@
         <w:rPr/>
         <w:t>No, e non è prevista. La filosofia "vive nel browser" è un pilastro del progetto: una PWA si installa come app ma resta zero-dipendenze e cross-platform.</w:t>
       </w:r>
+      <w:r>
+        <w:br w:type="page"/>
+      </w:r>
     </w:p>
     <w:p>
       <w:pPr>
-        <w:pStyle w:val="Normal"/>
-        <w:rPr/>
-      </w:pPr>
-      <w:r>
-        <w:rPr/>
-      </w:r>
-      <w:r>
-        <w:br w:type="page"/>
+        <w:pStyle w:val="Heading1"/>
+        <w:spacing w:before="0" w:after="120"/>
+        <w:rPr/>
+      </w:pPr>
+      <w:bookmarkStart w:id="76" w:name="__RefHeading___Toc22635_251164091"/>
+      <w:bookmarkEnd w:id="76"/>
+      <w:r>
+        <w:rPr/>
+        <w:t>13. Risorse, licenza e contatti</w:t>
       </w:r>
     </w:p>
     <w:p>
       <w:pPr>
-        <w:pStyle w:val="Heading1"/>
-        <w:spacing w:before="0" w:after="120"/>
-        <w:rPr/>
-      </w:pPr>
-      <w:bookmarkStart w:id="76" w:name="__RefHeading___Toc14495_251164091"/>
-      <w:bookmarkEnd w:id="76"/>
-      <w:r>
-        <w:rPr/>
-        <w:t>13. Risorse, licenza e contatti</w:t>
-      </w:r>
-    </w:p>
-    <w:p>
-      <w:pPr>
         <w:pStyle w:val="Heading2"/>
         <w:rPr/>
       </w:pPr>
-      <w:bookmarkStart w:id="77" w:name="__RefHeading___Toc14497_251164091"/>
+      <w:bookmarkStart w:id="77" w:name="__RefHeading___Toc22637_251164091"/>
       <w:bookmarkEnd w:id="77"/>
       <w:r>
         <w:rPr/>
@@ -19746,7 +19620,7 @@
         <w:pStyle w:val="Heading2"/>
         <w:rPr/>
       </w:pPr>
-      <w:bookmarkStart w:id="78" w:name="__RefHeading___Toc14499_251164091"/>
+      <w:bookmarkStart w:id="78" w:name="__RefHeading___Toc22639_251164091"/>
       <w:bookmarkEnd w:id="78"/>
       <w:r>
         <w:rPr/>
@@ -19810,7 +19684,7 @@
         <w:pStyle w:val="Heading2"/>
         <w:rPr/>
       </w:pPr>
-      <w:bookmarkStart w:id="79" w:name="__RefHeading___Toc14501_251164091"/>
+      <w:bookmarkStart w:id="79" w:name="__RefHeading___Toc22641_251164091"/>
       <w:bookmarkEnd w:id="79"/>
       <w:r>
         <w:rPr/>
@@ -19842,7 +19716,7 @@
         <w:pStyle w:val="Heading2"/>
         <w:rPr/>
       </w:pPr>
-      <w:bookmarkStart w:id="80" w:name="__RefHeading___Toc14503_251164091"/>
+      <w:bookmarkStart w:id="80" w:name="__RefHeading___Toc22643_251164091"/>
       <w:bookmarkEnd w:id="80"/>
       <w:r>
         <w:rPr/>
@@ -19908,38 +19782,29 @@
         <w:rPr/>
         <w:t>L'audio è generato in tempo reale via Web Audio API standard. Non ci sono librerie audio esterne (Tone.js, Howler, eccetera). Non ci sono sample WAV inclusi o caricati. Tutto il suono è risultato di sintesi diretta dei nodi Oscillator, Gain, BiquadFilter, WaveShaper, BufferSource con noise pre-generato.</w:t>
       </w:r>
+      <w:r>
+        <w:br w:type="page"/>
+      </w:r>
     </w:p>
     <w:p>
       <w:pPr>
-        <w:pStyle w:val="Normal"/>
-        <w:rPr/>
-      </w:pPr>
-      <w:r>
-        <w:rPr/>
-      </w:r>
-      <w:r>
-        <w:br w:type="page"/>
+        <w:pStyle w:val="Heading1"/>
+        <w:spacing w:before="0" w:after="120"/>
+        <w:rPr/>
+      </w:pPr>
+      <w:bookmarkStart w:id="81" w:name="__RefHeading___Toc22645_251164091"/>
+      <w:bookmarkEnd w:id="81"/>
+      <w:r>
+        <w:rPr/>
+        <w:t>14. Appendice tecnica</w:t>
       </w:r>
     </w:p>
     <w:p>
       <w:pPr>
-        <w:pStyle w:val="Heading1"/>
-        <w:spacing w:before="0" w:after="120"/>
-        <w:rPr/>
-      </w:pPr>
-      <w:bookmarkStart w:id="81" w:name="__RefHeading___Toc14505_251164091"/>
-      <w:bookmarkEnd w:id="81"/>
-      <w:r>
-        <w:rPr/>
-        <w:t>14. Appendice tecnica</w:t>
-      </w:r>
-    </w:p>
-    <w:p>
-      <w:pPr>
         <w:pStyle w:val="Heading2"/>
         <w:rPr/>
       </w:pPr>
-      <w:bookmarkStart w:id="82" w:name="__RefHeading___Toc14507_251164091"/>
+      <w:bookmarkStart w:id="82" w:name="__RefHeading___Toc22647_251164091"/>
       <w:bookmarkEnd w:id="82"/>
       <w:r>
         <w:rPr/>
@@ -20085,7 +19950,7 @@
         <w:pStyle w:val="Heading2"/>
         <w:rPr/>
       </w:pPr>
-      <w:bookmarkStart w:id="83" w:name="__RefHeading___Toc14509_251164091"/>
+      <w:bookmarkStart w:id="83" w:name="__RefHeading___Toc22649_251164091"/>
       <w:bookmarkEnd w:id="83"/>
       <w:r>
         <w:rPr/>
@@ -20246,7 +20111,7 @@
         <w:pStyle w:val="Heading2"/>
         <w:rPr/>
       </w:pPr>
-      <w:bookmarkStart w:id="84" w:name="__RefHeading___Toc14511_251164091"/>
+      <w:bookmarkStart w:id="84" w:name="__RefHeading___Toc22651_251164091"/>
       <w:bookmarkEnd w:id="84"/>
       <w:r>
         <w:rPr/>
@@ -22156,7 +22021,7 @@
         <w:pStyle w:val="Heading2"/>
         <w:rPr/>
       </w:pPr>
-      <w:bookmarkStart w:id="85" w:name="__RefHeading___Toc14513_251164091"/>
+      <w:bookmarkStart w:id="85" w:name="__RefHeading___Toc22653_251164091"/>
       <w:bookmarkEnd w:id="85"/>
       <w:r>
         <w:rPr/>
@@ -22252,7 +22117,7 @@
         <w:pStyle w:val="Heading2"/>
         <w:rPr/>
       </w:pPr>
-      <w:bookmarkStart w:id="86" w:name="__RefHeading___Toc14515_251164091"/>
+      <w:bookmarkStart w:id="86" w:name="__RefHeading___Toc22655_251164091"/>
       <w:bookmarkEnd w:id="86"/>
       <w:r>
         <w:rPr/>
